--- a/docs/module_107_transformer_architecture_ablations.docx
+++ b/docs/module_107_transformer_architecture_ablations.docx
@@ -972,6 +972,1125 @@
     <w:p/>
     <w:p>
       <w:pPr>
+        <w:spacing w:after="0"/>
+        <w:ind w:left="360"/>
+      </w:pPr>
+      <w:r>
+        <w:rPr>
+          <w:rFonts w:ascii="Menlo" w:hAnsi="Menlo"/>
+          <w:b/>
+          <w:color w:val="6F42C1"/>
+          <w:sz w:val="18"/>
+        </w:rPr>
+        <w:t xml:space="preserve">● 1  </w:t>
+      </w:r>
+      <w:r>
+        <w:rPr>
+          <w:rFonts w:ascii="Menlo" w:hAnsi="Menlo"/>
+          <w:color w:val="666666"/>
+          <w:sz w:val="18"/>
+        </w:rPr>
+        <w:t>import torch, math</w:t>
+      </w:r>
+    </w:p>
+    <w:p>
+      <w:pPr>
+        <w:spacing w:after="0"/>
+        <w:ind w:left="360"/>
+      </w:pPr>
+      <w:r>
+        <w:rPr>
+          <w:rFonts w:ascii="Menlo" w:hAnsi="Menlo"/>
+          <w:b/>
+          <w:color w:val="1865C5"/>
+          <w:sz w:val="18"/>
+        </w:rPr>
+        <w:t xml:space="preserve">● 2  </w:t>
+      </w:r>
+      <w:r>
+        <w:rPr>
+          <w:rFonts w:ascii="Menlo" w:hAnsi="Menlo"/>
+          <w:color w:val="666666"/>
+          <w:sz w:val="18"/>
+        </w:rPr>
+        <w:t xml:space="preserve"> </w:t>
+      </w:r>
+    </w:p>
+    <w:p>
+      <w:pPr>
+        <w:spacing w:after="0"/>
+        <w:ind w:left="360"/>
+      </w:pPr>
+      <w:r>
+        <w:rPr>
+          <w:rFonts w:ascii="Menlo" w:hAnsi="Menlo"/>
+          <w:b/>
+          <w:color w:val="22863A"/>
+          <w:sz w:val="18"/>
+        </w:rPr>
+        <w:t xml:space="preserve">● 3  </w:t>
+      </w:r>
+      <w:r>
+        <w:rPr>
+          <w:rFonts w:ascii="Menlo" w:hAnsi="Menlo"/>
+          <w:color w:val="666666"/>
+          <w:sz w:val="18"/>
+        </w:rPr>
+        <w:t>def sinusoidal_pe(T, D, device='cpu'):</w:t>
+      </w:r>
+    </w:p>
+    <w:p>
+      <w:pPr>
+        <w:spacing w:after="0"/>
+        <w:ind w:left="360"/>
+      </w:pPr>
+      <w:r>
+        <w:rPr>
+          <w:rFonts w:ascii="Menlo" w:hAnsi="Menlo"/>
+          <w:b/>
+          <w:color w:val="E36B09"/>
+          <w:sz w:val="18"/>
+        </w:rPr>
+        <w:t xml:space="preserve">● 4  </w:t>
+      </w:r>
+      <w:r>
+        <w:rPr>
+          <w:rFonts w:ascii="Menlo" w:hAnsi="Menlo"/>
+          <w:color w:val="666666"/>
+          <w:sz w:val="18"/>
+        </w:rPr>
+        <w:t xml:space="preserve">    pos = torch.arange(T, device=device)[:, None]</w:t>
+      </w:r>
+    </w:p>
+    <w:p>
+      <w:pPr>
+        <w:spacing w:after="0"/>
+        <w:ind w:left="360"/>
+      </w:pPr>
+      <w:r>
+        <w:rPr>
+          <w:rFonts w:ascii="Menlo" w:hAnsi="Menlo"/>
+          <w:b/>
+          <w:color w:val="CB2231"/>
+          <w:sz w:val="18"/>
+        </w:rPr>
+        <w:t xml:space="preserve">● 5  </w:t>
+      </w:r>
+      <w:r>
+        <w:rPr>
+          <w:rFonts w:ascii="Menlo" w:hAnsi="Menlo"/>
+          <w:color w:val="666666"/>
+          <w:sz w:val="18"/>
+        </w:rPr>
+        <w:t xml:space="preserve">    i   = torch.arange(0, D, 2, device=device)[None, :]</w:t>
+      </w:r>
+    </w:p>
+    <w:p>
+      <w:pPr>
+        <w:spacing w:after="0"/>
+        <w:ind w:left="360"/>
+      </w:pPr>
+      <w:r>
+        <w:rPr>
+          <w:rFonts w:ascii="Menlo" w:hAnsi="Menlo"/>
+          <w:b/>
+          <w:color w:val="883DAE"/>
+          <w:sz w:val="18"/>
+        </w:rPr>
+        <w:t xml:space="preserve">● 6  </w:t>
+      </w:r>
+      <w:r>
+        <w:rPr>
+          <w:rFonts w:ascii="Menlo" w:hAnsi="Menlo"/>
+          <w:color w:val="666666"/>
+          <w:sz w:val="18"/>
+        </w:rPr>
+        <w:t xml:space="preserve">    div = torch.exp(-math.log(10000.0) * i / D)</w:t>
+      </w:r>
+    </w:p>
+    <w:p>
+      <w:pPr>
+        <w:spacing w:after="0"/>
+        <w:ind w:left="360"/>
+      </w:pPr>
+      <w:r>
+        <w:rPr>
+          <w:rFonts w:ascii="Menlo" w:hAnsi="Menlo"/>
+          <w:b/>
+          <w:color w:val="6F42C1"/>
+          <w:sz w:val="18"/>
+        </w:rPr>
+        <w:t xml:space="preserve">● 7  </w:t>
+      </w:r>
+      <w:r>
+        <w:rPr>
+          <w:rFonts w:ascii="Menlo" w:hAnsi="Menlo"/>
+          <w:color w:val="666666"/>
+          <w:sz w:val="18"/>
+        </w:rPr>
+        <w:t xml:space="preserve">    pe  = torch.zeros(T, D, device=device)</w:t>
+      </w:r>
+    </w:p>
+    <w:p>
+      <w:pPr>
+        <w:spacing w:after="0"/>
+        <w:ind w:left="360"/>
+      </w:pPr>
+      <w:r>
+        <w:rPr>
+          <w:rFonts w:ascii="Menlo" w:hAnsi="Menlo"/>
+          <w:b/>
+          <w:color w:val="1865C5"/>
+          <w:sz w:val="18"/>
+        </w:rPr>
+        <w:t xml:space="preserve">● 8  </w:t>
+      </w:r>
+      <w:r>
+        <w:rPr>
+          <w:rFonts w:ascii="Menlo" w:hAnsi="Menlo"/>
+          <w:color w:val="666666"/>
+          <w:sz w:val="18"/>
+        </w:rPr>
+        <w:t xml:space="preserve">    pe[:, 0::2] = torch.sin(pos * div); pe[:, 1::2] = torch.cos(pos * div)</w:t>
+      </w:r>
+    </w:p>
+    <w:p>
+      <w:pPr>
+        <w:spacing w:after="0"/>
+        <w:ind w:left="360"/>
+      </w:pPr>
+      <w:r>
+        <w:rPr>
+          <w:rFonts w:ascii="Menlo" w:hAnsi="Menlo"/>
+          <w:b/>
+          <w:color w:val="22863A"/>
+          <w:sz w:val="18"/>
+        </w:rPr>
+        <w:t xml:space="preserve">● 9  </w:t>
+      </w:r>
+      <w:r>
+        <w:rPr>
+          <w:rFonts w:ascii="Menlo" w:hAnsi="Menlo"/>
+          <w:color w:val="666666"/>
+          <w:sz w:val="18"/>
+        </w:rPr>
+        <w:t xml:space="preserve">    return pe</w:t>
+      </w:r>
+    </w:p>
+    <w:p>
+      <w:pPr>
+        <w:spacing w:after="0"/>
+        <w:ind w:left="360"/>
+      </w:pPr>
+      <w:r>
+        <w:rPr>
+          <w:rFonts w:ascii="Menlo" w:hAnsi="Menlo"/>
+          <w:b/>
+          <w:color w:val="E36B09"/>
+          <w:sz w:val="18"/>
+        </w:rPr>
+        <w:t xml:space="preserve">●10  </w:t>
+      </w:r>
+      <w:r>
+        <w:rPr>
+          <w:rFonts w:ascii="Menlo" w:hAnsi="Menlo"/>
+          <w:color w:val="666666"/>
+          <w:sz w:val="18"/>
+        </w:rPr>
+        <w:t xml:space="preserve"> </w:t>
+      </w:r>
+    </w:p>
+    <w:p>
+      <w:pPr>
+        <w:spacing w:after="0"/>
+        <w:ind w:left="360"/>
+      </w:pPr>
+      <w:r>
+        <w:rPr>
+          <w:rFonts w:ascii="Menlo" w:hAnsi="Menlo"/>
+          <w:b/>
+          <w:color w:val="CB2231"/>
+          <w:sz w:val="18"/>
+        </w:rPr>
+        <w:t xml:space="preserve">●11  </w:t>
+      </w:r>
+      <w:r>
+        <w:rPr>
+          <w:rFonts w:ascii="Menlo" w:hAnsi="Menlo"/>
+          <w:color w:val="666666"/>
+          <w:sz w:val="18"/>
+        </w:rPr>
+        <w:t>def rope(x, base=10000.0):</w:t>
+      </w:r>
+    </w:p>
+    <w:p>
+      <w:pPr>
+        <w:spacing w:after="0"/>
+        <w:ind w:left="360"/>
+      </w:pPr>
+      <w:r>
+        <w:rPr>
+          <w:rFonts w:ascii="Menlo" w:hAnsi="Menlo"/>
+          <w:b/>
+          <w:color w:val="883DAE"/>
+          <w:sz w:val="18"/>
+        </w:rPr>
+        <w:t xml:space="preserve">●12  </w:t>
+      </w:r>
+      <w:r>
+        <w:rPr>
+          <w:rFonts w:ascii="Menlo" w:hAnsi="Menlo"/>
+          <w:color w:val="666666"/>
+          <w:sz w:val="18"/>
+        </w:rPr>
+        <w:t xml:space="preserve">    D = x.shape[-1]</w:t>
+      </w:r>
+    </w:p>
+    <w:p>
+      <w:pPr>
+        <w:spacing w:after="0"/>
+        <w:ind w:left="360"/>
+      </w:pPr>
+      <w:r>
+        <w:rPr>
+          <w:rFonts w:ascii="Menlo" w:hAnsi="Menlo"/>
+          <w:b/>
+          <w:color w:val="6F42C1"/>
+          <w:sz w:val="18"/>
+        </w:rPr>
+        <w:t xml:space="preserve">●13  </w:t>
+      </w:r>
+      <w:r>
+        <w:rPr>
+          <w:rFonts w:ascii="Menlo" w:hAnsi="Menlo"/>
+          <w:color w:val="666666"/>
+          <w:sz w:val="18"/>
+        </w:rPr>
+        <w:t xml:space="preserve">    freqs  = base ** (-torch.arange(0, D, 2, device=x.device) / D)</w:t>
+      </w:r>
+    </w:p>
+    <w:p>
+      <w:pPr>
+        <w:spacing w:after="0"/>
+        <w:ind w:left="360"/>
+      </w:pPr>
+      <w:r>
+        <w:rPr>
+          <w:rFonts w:ascii="Menlo" w:hAnsi="Menlo"/>
+          <w:b/>
+          <w:color w:val="1865C5"/>
+          <w:sz w:val="18"/>
+        </w:rPr>
+        <w:t xml:space="preserve">●14  </w:t>
+      </w:r>
+      <w:r>
+        <w:rPr>
+          <w:rFonts w:ascii="Menlo" w:hAnsi="Menlo"/>
+          <w:color w:val="666666"/>
+          <w:sz w:val="18"/>
+        </w:rPr>
+        <w:t xml:space="preserve">    angles = torch.arange(x.shape[-2], device=x.device)[:, None] * freqs[None, :]</w:t>
+      </w:r>
+    </w:p>
+    <w:p>
+      <w:pPr>
+        <w:spacing w:after="0"/>
+        <w:ind w:left="360"/>
+      </w:pPr>
+      <w:r>
+        <w:rPr>
+          <w:rFonts w:ascii="Menlo" w:hAnsi="Menlo"/>
+          <w:b/>
+          <w:color w:val="22863A"/>
+          <w:sz w:val="18"/>
+        </w:rPr>
+        <w:t xml:space="preserve">●15  </w:t>
+      </w:r>
+      <w:r>
+        <w:rPr>
+          <w:rFonts w:ascii="Menlo" w:hAnsi="Menlo"/>
+          <w:color w:val="666666"/>
+          <w:sz w:val="18"/>
+        </w:rPr>
+        <w:t xml:space="preserve">    cos, sin = angles.cos(), angles.sin()</w:t>
+      </w:r>
+    </w:p>
+    <w:p>
+      <w:pPr>
+        <w:spacing w:after="0"/>
+        <w:ind w:left="360"/>
+      </w:pPr>
+      <w:r>
+        <w:rPr>
+          <w:rFonts w:ascii="Menlo" w:hAnsi="Menlo"/>
+          <w:b/>
+          <w:color w:val="E36B09"/>
+          <w:sz w:val="18"/>
+        </w:rPr>
+        <w:t xml:space="preserve">●16  </w:t>
+      </w:r>
+      <w:r>
+        <w:rPr>
+          <w:rFonts w:ascii="Menlo" w:hAnsi="Menlo"/>
+          <w:color w:val="666666"/>
+          <w:sz w:val="18"/>
+        </w:rPr>
+        <w:t xml:space="preserve">    x1, x2 = x[..., 0::2], x[..., 1::2]</w:t>
+      </w:r>
+    </w:p>
+    <w:p>
+      <w:pPr>
+        <w:spacing w:after="0"/>
+        <w:ind w:left="360"/>
+      </w:pPr>
+      <w:r>
+        <w:rPr>
+          <w:rFonts w:ascii="Menlo" w:hAnsi="Menlo"/>
+          <w:b/>
+          <w:color w:val="CB2231"/>
+          <w:sz w:val="18"/>
+        </w:rPr>
+        <w:t xml:space="preserve">●17  </w:t>
+      </w:r>
+      <w:r>
+        <w:rPr>
+          <w:rFonts w:ascii="Menlo" w:hAnsi="Menlo"/>
+          <w:color w:val="666666"/>
+          <w:sz w:val="18"/>
+        </w:rPr>
+        <w:t xml:space="preserve">    return torch.stack([x1*cos - x2*sin, x1*sin + x2*cos], -1).flatten(-2)</w:t>
+      </w:r>
+    </w:p>
+    <w:p>
+      <w:pPr>
+        <w:spacing w:after="0"/>
+        <w:ind w:left="360"/>
+      </w:pPr>
+      <w:r>
+        <w:rPr>
+          <w:rFonts w:ascii="Menlo" w:hAnsi="Menlo"/>
+          <w:b/>
+          <w:color w:val="883DAE"/>
+          <w:sz w:val="18"/>
+        </w:rPr>
+        <w:t xml:space="preserve">●18  </w:t>
+      </w:r>
+      <w:r>
+        <w:rPr>
+          <w:rFonts w:ascii="Menlo" w:hAnsi="Menlo"/>
+          <w:color w:val="666666"/>
+          <w:sz w:val="18"/>
+        </w:rPr>
+        <w:t xml:space="preserve"> </w:t>
+      </w:r>
+    </w:p>
+    <w:p>
+      <w:pPr>
+        <w:spacing w:after="0"/>
+        <w:ind w:left="360"/>
+      </w:pPr>
+      <w:r>
+        <w:rPr>
+          <w:rFonts w:ascii="Menlo" w:hAnsi="Menlo"/>
+          <w:b/>
+          <w:color w:val="6F42C1"/>
+          <w:sz w:val="18"/>
+        </w:rPr>
+        <w:t xml:space="preserve">●19  </w:t>
+      </w:r>
+      <w:r>
+        <w:rPr>
+          <w:rFonts w:ascii="Menlo" w:hAnsi="Menlo"/>
+          <w:color w:val="666666"/>
+          <w:sz w:val="18"/>
+        </w:rPr>
+        <w:t>def alibi_bias(H, T, device='cpu'):</w:t>
+      </w:r>
+    </w:p>
+    <w:p>
+      <w:pPr>
+        <w:spacing w:after="0"/>
+        <w:ind w:left="360"/>
+      </w:pPr>
+      <w:r>
+        <w:rPr>
+          <w:rFonts w:ascii="Menlo" w:hAnsi="Menlo"/>
+          <w:b/>
+          <w:color w:val="1865C5"/>
+          <w:sz w:val="18"/>
+        </w:rPr>
+        <w:t xml:space="preserve">●20  </w:t>
+      </w:r>
+      <w:r>
+        <w:rPr>
+          <w:rFonts w:ascii="Menlo" w:hAnsi="Menlo"/>
+          <w:color w:val="666666"/>
+          <w:sz w:val="18"/>
+        </w:rPr>
+        <w:t xml:space="preserve">    slopes = 2 ** -torch.arange(1, H + 1, device=device) * 8 / H</w:t>
+      </w:r>
+    </w:p>
+    <w:p>
+      <w:pPr>
+        <w:spacing w:after="0"/>
+        <w:ind w:left="360"/>
+      </w:pPr>
+      <w:r>
+        <w:rPr>
+          <w:rFonts w:ascii="Menlo" w:hAnsi="Menlo"/>
+          <w:b/>
+          <w:color w:val="22863A"/>
+          <w:sz w:val="18"/>
+        </w:rPr>
+        <w:t xml:space="preserve">●21  </w:t>
+      </w:r>
+      <w:r>
+        <w:rPr>
+          <w:rFonts w:ascii="Menlo" w:hAnsi="Menlo"/>
+          <w:color w:val="666666"/>
+          <w:sz w:val="18"/>
+        </w:rPr>
+        <w:t xml:space="preserve">    dist   = -(torch.arange(T)[:, None] - torch.arange(T)[None, :]).abs()</w:t>
+      </w:r>
+    </w:p>
+    <w:p>
+      <w:pPr>
+        <w:spacing w:after="0"/>
+        <w:ind w:left="360"/>
+      </w:pPr>
+      <w:r>
+        <w:rPr>
+          <w:rFonts w:ascii="Menlo" w:hAnsi="Menlo"/>
+          <w:b/>
+          <w:color w:val="E36B09"/>
+          <w:sz w:val="18"/>
+        </w:rPr>
+        <w:t xml:space="preserve">●22  </w:t>
+      </w:r>
+      <w:r>
+        <w:rPr>
+          <w:rFonts w:ascii="Menlo" w:hAnsi="Menlo"/>
+          <w:color w:val="666666"/>
+          <w:sz w:val="18"/>
+        </w:rPr>
+        <w:t xml:space="preserve">    return (slopes[:, None, None] * dist.to(device)).unsqueeze(0)</w:t>
+      </w:r>
+    </w:p>
+    <w:p/>
+    <w:tbl>
+      <w:tblPr>
+        <w:tblW w:type="auto" w:w="0"/>
+        <w:tblLook w:firstColumn="1" w:firstRow="1" w:lastColumn="0" w:lastRow="0" w:noHBand="0" w:noVBand="1" w:val="04A0"/>
+      </w:tblPr>
+      <w:tblGrid>
+        <w:gridCol w:w="4824"/>
+        <w:gridCol w:w="4824"/>
+      </w:tblGrid>
+      <w:tr>
+        <w:tc>
+          <w:tcPr>
+            <w:tcW w:type="dxa" w:w="4824"/>
+          </w:tcPr>
+          <w:p>
+            <w:r>
+              <w:rPr>
+                <w:b/>
+              </w:rPr>
+              <w:t>●</w:t>
+            </w:r>
+          </w:p>
+        </w:tc>
+        <w:tc>
+          <w:tcPr>
+            <w:tcW w:type="dxa" w:w="4824"/>
+          </w:tcPr>
+          <w:p>
+            <w:r>
+              <w:rPr>
+                <w:b/>
+                <w:color w:val="1865C5"/>
+              </w:rPr>
+              <w:t>What it does</w:t>
+            </w:r>
+          </w:p>
+        </w:tc>
+      </w:tr>
+      <w:tr>
+        <w:tc>
+          <w:tcPr>
+            <w:tcW w:type="dxa" w:w="4824"/>
+          </w:tcPr>
+          <w:p>
+            <w:r>
+              <w:rPr>
+                <w:b/>
+                <w:color w:val="6F42C1"/>
+              </w:rPr>
+              <w:t>●1</w:t>
+            </w:r>
+          </w:p>
+        </w:tc>
+        <w:tc>
+          <w:tcPr>
+            <w:tcW w:type="dxa" w:w="4824"/>
+          </w:tcPr>
+          <w:p>
+            <w:r>
+              <w:t>Imports.</w:t>
+            </w:r>
+          </w:p>
+        </w:tc>
+      </w:tr>
+      <w:tr>
+        <w:tc>
+          <w:tcPr>
+            <w:tcW w:type="dxa" w:w="4824"/>
+          </w:tcPr>
+          <w:p>
+            <w:r>
+              <w:rPr>
+                <w:b/>
+                <w:color w:val="1865C5"/>
+              </w:rPr>
+              <w:t>●2</w:t>
+            </w:r>
+          </w:p>
+        </w:tc>
+        <w:tc>
+          <w:tcPr>
+            <w:tcW w:type="dxa" w:w="4824"/>
+          </w:tcPr>
+          <w:p>
+            <w:r>
+              <w:t>(blank)</w:t>
+            </w:r>
+          </w:p>
+        </w:tc>
+      </w:tr>
+      <w:tr>
+        <w:tc>
+          <w:tcPr>
+            <w:tcW w:type="dxa" w:w="4824"/>
+          </w:tcPr>
+          <w:p>
+            <w:r>
+              <w:rPr>
+                <w:b/>
+                <w:color w:val="22863A"/>
+              </w:rPr>
+              <w:t>●3</w:t>
+            </w:r>
+          </w:p>
+        </w:tc>
+        <w:tc>
+          <w:tcPr>
+            <w:tcW w:type="dxa" w:w="4824"/>
+          </w:tcPr>
+          <w:p>
+            <w:r>
+              <w:t>Sinusoidal — added to TOKEN embed, not Q/K.</w:t>
+            </w:r>
+          </w:p>
+        </w:tc>
+      </w:tr>
+      <w:tr>
+        <w:tc>
+          <w:tcPr>
+            <w:tcW w:type="dxa" w:w="4824"/>
+          </w:tcPr>
+          <w:p>
+            <w:r>
+              <w:rPr>
+                <w:b/>
+                <w:color w:val="E36B09"/>
+              </w:rPr>
+              <w:t>●4</w:t>
+            </w:r>
+          </w:p>
+        </w:tc>
+        <w:tc>
+          <w:tcPr>
+            <w:tcW w:type="dxa" w:w="4824"/>
+          </w:tcPr>
+          <w:p>
+            <w:r>
+              <w:t>Per-position index.</w:t>
+            </w:r>
+          </w:p>
+        </w:tc>
+      </w:tr>
+      <w:tr>
+        <w:tc>
+          <w:tcPr>
+            <w:tcW w:type="dxa" w:w="4824"/>
+          </w:tcPr>
+          <w:p>
+            <w:r>
+              <w:rPr>
+                <w:b/>
+                <w:color w:val="CB2231"/>
+              </w:rPr>
+              <w:t>●5</w:t>
+            </w:r>
+          </w:p>
+        </w:tc>
+        <w:tc>
+          <w:tcPr>
+            <w:tcW w:type="dxa" w:w="4824"/>
+          </w:tcPr>
+          <w:p>
+            <w:r>
+              <w:t>Even-dim indices.</w:t>
+            </w:r>
+          </w:p>
+        </w:tc>
+      </w:tr>
+      <w:tr>
+        <w:tc>
+          <w:tcPr>
+            <w:tcW w:type="dxa" w:w="4824"/>
+          </w:tcPr>
+          <w:p>
+            <w:r>
+              <w:rPr>
+                <w:b/>
+                <w:color w:val="883DAE"/>
+              </w:rPr>
+              <w:t>●6</w:t>
+            </w:r>
+          </w:p>
+        </w:tc>
+        <w:tc>
+          <w:tcPr>
+            <w:tcW w:type="dxa" w:w="4824"/>
+          </w:tcPr>
+          <w:p>
+            <w:r>
+              <w:t>Frequency schedule (geometric).</w:t>
+            </w:r>
+          </w:p>
+        </w:tc>
+      </w:tr>
+      <w:tr>
+        <w:tc>
+          <w:tcPr>
+            <w:tcW w:type="dxa" w:w="4824"/>
+          </w:tcPr>
+          <w:p>
+            <w:r>
+              <w:rPr>
+                <w:b/>
+                <w:color w:val="6F42C1"/>
+              </w:rPr>
+              <w:t>●7</w:t>
+            </w:r>
+          </w:p>
+        </w:tc>
+        <w:tc>
+          <w:tcPr>
+            <w:tcW w:type="dxa" w:w="4824"/>
+          </w:tcPr>
+          <w:p>
+            <w:r>
+              <w:t>Allocate output.</w:t>
+            </w:r>
+          </w:p>
+        </w:tc>
+      </w:tr>
+      <w:tr>
+        <w:tc>
+          <w:tcPr>
+            <w:tcW w:type="dxa" w:w="4824"/>
+          </w:tcPr>
+          <w:p>
+            <w:r>
+              <w:rPr>
+                <w:b/>
+                <w:color w:val="1865C5"/>
+              </w:rPr>
+              <w:t>●8</w:t>
+            </w:r>
+          </w:p>
+        </w:tc>
+        <w:tc>
+          <w:tcPr>
+            <w:tcW w:type="dxa" w:w="4824"/>
+          </w:tcPr>
+          <w:p>
+            <w:r>
+              <w:t>Even dims = sin, odd dims = cos.</w:t>
+            </w:r>
+          </w:p>
+        </w:tc>
+      </w:tr>
+      <w:tr>
+        <w:tc>
+          <w:tcPr>
+            <w:tcW w:type="dxa" w:w="4824"/>
+          </w:tcPr>
+          <w:p>
+            <w:r>
+              <w:rPr>
+                <w:b/>
+                <w:color w:val="22863A"/>
+              </w:rPr>
+              <w:t>●9</w:t>
+            </w:r>
+          </w:p>
+        </w:tc>
+        <w:tc>
+          <w:tcPr>
+            <w:tcW w:type="dxa" w:w="4824"/>
+          </w:tcPr>
+          <w:p>
+            <w:r>
+              <w:t>Return [T, D] to add to token embed.</w:t>
+            </w:r>
+          </w:p>
+        </w:tc>
+      </w:tr>
+      <w:tr>
+        <w:tc>
+          <w:tcPr>
+            <w:tcW w:type="dxa" w:w="4824"/>
+          </w:tcPr>
+          <w:p>
+            <w:r>
+              <w:rPr>
+                <w:b/>
+                <w:color w:val="E36B09"/>
+              </w:rPr>
+              <w:t>●10</w:t>
+            </w:r>
+          </w:p>
+        </w:tc>
+        <w:tc>
+          <w:tcPr>
+            <w:tcW w:type="dxa" w:w="4824"/>
+          </w:tcPr>
+          <w:p>
+            <w:r>
+              <w:t>(blank)</w:t>
+            </w:r>
+          </w:p>
+        </w:tc>
+      </w:tr>
+      <w:tr>
+        <w:tc>
+          <w:tcPr>
+            <w:tcW w:type="dxa" w:w="4824"/>
+          </w:tcPr>
+          <w:p>
+            <w:r>
+              <w:rPr>
+                <w:b/>
+                <w:color w:val="CB2231"/>
+              </w:rPr>
+              <w:t>●11</w:t>
+            </w:r>
+          </w:p>
+        </w:tc>
+        <w:tc>
+          <w:tcPr>
+            <w:tcW w:type="dxa" w:w="4824"/>
+          </w:tcPr>
+          <w:p>
+            <w:r>
+              <w:t>RoPE — applied to Q and K BEFORE the dot product.</w:t>
+            </w:r>
+          </w:p>
+        </w:tc>
+      </w:tr>
+      <w:tr>
+        <w:tc>
+          <w:tcPr>
+            <w:tcW w:type="dxa" w:w="4824"/>
+          </w:tcPr>
+          <w:p>
+            <w:r>
+              <w:rPr>
+                <w:b/>
+                <w:color w:val="883DAE"/>
+              </w:rPr>
+              <w:t>●12</w:t>
+            </w:r>
+          </w:p>
+        </w:tc>
+        <w:tc>
+          <w:tcPr>
+            <w:tcW w:type="dxa" w:w="4824"/>
+          </w:tcPr>
+          <w:p>
+            <w:r>
+              <w:t>D = head dim.</w:t>
+            </w:r>
+          </w:p>
+        </w:tc>
+      </w:tr>
+      <w:tr>
+        <w:tc>
+          <w:tcPr>
+            <w:tcW w:type="dxa" w:w="4824"/>
+          </w:tcPr>
+          <w:p>
+            <w:r>
+              <w:rPr>
+                <w:b/>
+                <w:color w:val="6F42C1"/>
+              </w:rPr>
+              <w:t>●13</w:t>
+            </w:r>
+          </w:p>
+        </w:tc>
+        <w:tc>
+          <w:tcPr>
+            <w:tcW w:type="dxa" w:w="4824"/>
+          </w:tcPr>
+          <w:p>
+            <w:r>
+              <w:t>Inverse geometric freqs over D/2 pairs.</w:t>
+            </w:r>
+          </w:p>
+        </w:tc>
+      </w:tr>
+      <w:tr>
+        <w:tc>
+          <w:tcPr>
+            <w:tcW w:type="dxa" w:w="4824"/>
+          </w:tcPr>
+          <w:p>
+            <w:r>
+              <w:rPr>
+                <w:b/>
+                <w:color w:val="1865C5"/>
+              </w:rPr>
+              <w:t>●14</w:t>
+            </w:r>
+          </w:p>
+        </w:tc>
+        <w:tc>
+          <w:tcPr>
+            <w:tcW w:type="dxa" w:w="4824"/>
+          </w:tcPr>
+          <w:p>
+            <w:r>
+              <w:t>Per-(pos, dim) rotation angles.</w:t>
+            </w:r>
+          </w:p>
+        </w:tc>
+      </w:tr>
+      <w:tr>
+        <w:tc>
+          <w:tcPr>
+            <w:tcW w:type="dxa" w:w="4824"/>
+          </w:tcPr>
+          <w:p>
+            <w:r>
+              <w:rPr>
+                <w:b/>
+                <w:color w:val="22863A"/>
+              </w:rPr>
+              <w:t>●15</w:t>
+            </w:r>
+          </w:p>
+        </w:tc>
+        <w:tc>
+          <w:tcPr>
+            <w:tcW w:type="dxa" w:w="4824"/>
+          </w:tcPr>
+          <w:p>
+            <w:r>
+              <w:t>Cache cos and sin.</w:t>
+            </w:r>
+          </w:p>
+        </w:tc>
+      </w:tr>
+      <w:tr>
+        <w:tc>
+          <w:tcPr>
+            <w:tcW w:type="dxa" w:w="4824"/>
+          </w:tcPr>
+          <w:p>
+            <w:r>
+              <w:rPr>
+                <w:b/>
+                <w:color w:val="E36B09"/>
+              </w:rPr>
+              <w:t>●16</w:t>
+            </w:r>
+          </w:p>
+        </w:tc>
+        <w:tc>
+          <w:tcPr>
+            <w:tcW w:type="dxa" w:w="4824"/>
+          </w:tcPr>
+          <w:p>
+            <w:r>
+              <w:t>Split into even/odd pairs (treated as 2D points).</w:t>
+            </w:r>
+          </w:p>
+        </w:tc>
+      </w:tr>
+      <w:tr>
+        <w:tc>
+          <w:tcPr>
+            <w:tcW w:type="dxa" w:w="4824"/>
+          </w:tcPr>
+          <w:p>
+            <w:r>
+              <w:rPr>
+                <w:b/>
+                <w:color w:val="CB2231"/>
+              </w:rPr>
+              <w:t>●17</w:t>
+            </w:r>
+          </w:p>
+        </w:tc>
+        <w:tc>
+          <w:tcPr>
+            <w:tcW w:type="dxa" w:w="4824"/>
+          </w:tcPr>
+          <w:p>
+            <w:r>
+              <w:t>2D rotation per pair, reinterleave to original layout.</w:t>
+            </w:r>
+          </w:p>
+        </w:tc>
+      </w:tr>
+      <w:tr>
+        <w:tc>
+          <w:tcPr>
+            <w:tcW w:type="dxa" w:w="4824"/>
+          </w:tcPr>
+          <w:p>
+            <w:r>
+              <w:rPr>
+                <w:b/>
+                <w:color w:val="883DAE"/>
+              </w:rPr>
+              <w:t>●18</w:t>
+            </w:r>
+          </w:p>
+        </w:tc>
+        <w:tc>
+          <w:tcPr>
+            <w:tcW w:type="dxa" w:w="4824"/>
+          </w:tcPr>
+          <w:p>
+            <w:r>
+              <w:t>(blank)</w:t>
+            </w:r>
+          </w:p>
+        </w:tc>
+      </w:tr>
+      <w:tr>
+        <w:tc>
+          <w:tcPr>
+            <w:tcW w:type="dxa" w:w="4824"/>
+          </w:tcPr>
+          <w:p>
+            <w:r>
+              <w:rPr>
+                <w:b/>
+                <w:color w:val="6F42C1"/>
+              </w:rPr>
+              <w:t>●19</w:t>
+            </w:r>
+          </w:p>
+        </w:tc>
+        <w:tc>
+          <w:tcPr>
+            <w:tcW w:type="dxa" w:w="4824"/>
+          </w:tcPr>
+          <w:p>
+            <w:r>
+              <w:t>ALiBi — additive bias to attention SCORES (not Q/K).</w:t>
+            </w:r>
+          </w:p>
+        </w:tc>
+      </w:tr>
+      <w:tr>
+        <w:tc>
+          <w:tcPr>
+            <w:tcW w:type="dxa" w:w="4824"/>
+          </w:tcPr>
+          <w:p>
+            <w:r>
+              <w:rPr>
+                <w:b/>
+                <w:color w:val="1865C5"/>
+              </w:rPr>
+              <w:t>●20</w:t>
+            </w:r>
+          </w:p>
+        </w:tc>
+        <w:tc>
+          <w:tcPr>
+            <w:tcW w:type="dxa" w:w="4824"/>
+          </w:tcPr>
+          <w:p>
+            <w:r>
+              <w:t>Per-head linear decay slope.</w:t>
+            </w:r>
+          </w:p>
+        </w:tc>
+      </w:tr>
+      <w:tr>
+        <w:tc>
+          <w:tcPr>
+            <w:tcW w:type="dxa" w:w="4824"/>
+          </w:tcPr>
+          <w:p>
+            <w:r>
+              <w:rPr>
+                <w:b/>
+                <w:color w:val="22863A"/>
+              </w:rPr>
+              <w:t>●21</w:t>
+            </w:r>
+          </w:p>
+        </w:tc>
+        <w:tc>
+          <w:tcPr>
+            <w:tcW w:type="dxa" w:w="4824"/>
+          </w:tcPr>
+          <w:p>
+            <w:r>
+              <w:t>Pairwise position distance matrix (negative).</w:t>
+            </w:r>
+          </w:p>
+        </w:tc>
+      </w:tr>
+      <w:tr>
+        <w:tc>
+          <w:tcPr>
+            <w:tcW w:type="dxa" w:w="4824"/>
+          </w:tcPr>
+          <w:p>
+            <w:r>
+              <w:rPr>
+                <w:b/>
+                <w:color w:val="E36B09"/>
+              </w:rPr>
+              <w:t>●22</w:t>
+            </w:r>
+          </w:p>
+        </w:tc>
+        <w:tc>
+          <w:tcPr>
+            <w:tcW w:type="dxa" w:w="4824"/>
+          </w:tcPr>
+          <w:p>
+            <w:r>
+              <w:t>Return [1, H, T, T] mask to add to softmax inputs.</w:t>
+            </w:r>
+          </w:p>
+        </w:tc>
+      </w:tr>
+    </w:tbl>
+    <w:p/>
+    <w:p>
+      <w:pPr>
         <w:ind w:left="360"/>
       </w:pPr>
       <w:r>
@@ -1342,6 +2461,1754 @@
     </w:p>
     <w:p>
       <w:pPr>
+        <w:spacing w:after="0"/>
+        <w:ind w:left="360"/>
+      </w:pPr>
+      <w:r>
+        <w:rPr>
+          <w:rFonts w:ascii="Menlo" w:hAnsi="Menlo"/>
+          <w:b/>
+          <w:color w:val="6F42C1"/>
+          <w:sz w:val="18"/>
+        </w:rPr>
+        <w:t xml:space="preserve">● 1  </w:t>
+      </w:r>
+      <w:r>
+        <w:rPr>
+          <w:rFonts w:ascii="Menlo" w:hAnsi="Menlo"/>
+          <w:color w:val="666666"/>
+          <w:sz w:val="18"/>
+        </w:rPr>
+        <w:t>import torch.nn as nn, torch.nn.functional as F</w:t>
+      </w:r>
+    </w:p>
+    <w:p>
+      <w:pPr>
+        <w:spacing w:after="0"/>
+        <w:ind w:left="360"/>
+      </w:pPr>
+      <w:r>
+        <w:rPr>
+          <w:rFonts w:ascii="Menlo" w:hAnsi="Menlo"/>
+          <w:b/>
+          <w:color w:val="1865C5"/>
+          <w:sz w:val="18"/>
+        </w:rPr>
+        <w:t xml:space="preserve">● 2  </w:t>
+      </w:r>
+      <w:r>
+        <w:rPr>
+          <w:rFonts w:ascii="Menlo" w:hAnsi="Menlo"/>
+          <w:color w:val="666666"/>
+          <w:sz w:val="18"/>
+        </w:rPr>
+        <w:t xml:space="preserve"> </w:t>
+      </w:r>
+    </w:p>
+    <w:p>
+      <w:pPr>
+        <w:spacing w:after="0"/>
+        <w:ind w:left="360"/>
+      </w:pPr>
+      <w:r>
+        <w:rPr>
+          <w:rFonts w:ascii="Menlo" w:hAnsi="Menlo"/>
+          <w:b/>
+          <w:color w:val="22863A"/>
+          <w:sz w:val="18"/>
+        </w:rPr>
+        <w:t xml:space="preserve">● 3  </w:t>
+      </w:r>
+      <w:r>
+        <w:rPr>
+          <w:rFonts w:ascii="Menlo" w:hAnsi="Menlo"/>
+          <w:color w:val="666666"/>
+          <w:sz w:val="18"/>
+        </w:rPr>
+        <w:t>class GroupedQueryAttention(nn.Module):</w:t>
+      </w:r>
+    </w:p>
+    <w:p>
+      <w:pPr>
+        <w:spacing w:after="0"/>
+        <w:ind w:left="360"/>
+      </w:pPr>
+      <w:r>
+        <w:rPr>
+          <w:rFonts w:ascii="Menlo" w:hAnsi="Menlo"/>
+          <w:b/>
+          <w:color w:val="E36B09"/>
+          <w:sz w:val="18"/>
+        </w:rPr>
+        <w:t xml:space="preserve">● 4  </w:t>
+      </w:r>
+      <w:r>
+        <w:rPr>
+          <w:rFonts w:ascii="Menlo" w:hAnsi="Menlo"/>
+          <w:color w:val="666666"/>
+          <w:sz w:val="18"/>
+        </w:rPr>
+        <w:t xml:space="preserve">    def __init__(self, d_model=512, n_heads=8, n_kv_heads=2):</w:t>
+      </w:r>
+    </w:p>
+    <w:p>
+      <w:pPr>
+        <w:spacing w:after="0"/>
+        <w:ind w:left="360"/>
+      </w:pPr>
+      <w:r>
+        <w:rPr>
+          <w:rFonts w:ascii="Menlo" w:hAnsi="Menlo"/>
+          <w:b/>
+          <w:color w:val="CB2231"/>
+          <w:sz w:val="18"/>
+        </w:rPr>
+        <w:t xml:space="preserve">● 5  </w:t>
+      </w:r>
+      <w:r>
+        <w:rPr>
+          <w:rFonts w:ascii="Menlo" w:hAnsi="Menlo"/>
+          <w:color w:val="666666"/>
+          <w:sz w:val="18"/>
+        </w:rPr>
+        <w:t xml:space="preserve">        super().__init__()</w:t>
+      </w:r>
+    </w:p>
+    <w:p>
+      <w:pPr>
+        <w:spacing w:after="0"/>
+        <w:ind w:left="360"/>
+      </w:pPr>
+      <w:r>
+        <w:rPr>
+          <w:rFonts w:ascii="Menlo" w:hAnsi="Menlo"/>
+          <w:b/>
+          <w:color w:val="883DAE"/>
+          <w:sz w:val="18"/>
+        </w:rPr>
+        <w:t xml:space="preserve">● 6  </w:t>
+      </w:r>
+      <w:r>
+        <w:rPr>
+          <w:rFonts w:ascii="Menlo" w:hAnsi="Menlo"/>
+          <w:color w:val="666666"/>
+          <w:sz w:val="18"/>
+        </w:rPr>
+        <w:t xml:space="preserve">        assert n_heads % n_kv_heads == 0</w:t>
+      </w:r>
+    </w:p>
+    <w:p>
+      <w:pPr>
+        <w:spacing w:after="0"/>
+        <w:ind w:left="360"/>
+      </w:pPr>
+      <w:r>
+        <w:rPr>
+          <w:rFonts w:ascii="Menlo" w:hAnsi="Menlo"/>
+          <w:b/>
+          <w:color w:val="6F42C1"/>
+          <w:sz w:val="18"/>
+        </w:rPr>
+        <w:t xml:space="preserve">● 7  </w:t>
+      </w:r>
+      <w:r>
+        <w:rPr>
+          <w:rFonts w:ascii="Menlo" w:hAnsi="Menlo"/>
+          <w:color w:val="666666"/>
+          <w:sz w:val="18"/>
+        </w:rPr>
+        <w:t xml:space="preserve">        self.h, self.h_kv = n_heads, n_kv_heads</w:t>
+      </w:r>
+    </w:p>
+    <w:p>
+      <w:pPr>
+        <w:spacing w:after="0"/>
+        <w:ind w:left="360"/>
+      </w:pPr>
+      <w:r>
+        <w:rPr>
+          <w:rFonts w:ascii="Menlo" w:hAnsi="Menlo"/>
+          <w:b/>
+          <w:color w:val="1865C5"/>
+          <w:sz w:val="18"/>
+        </w:rPr>
+        <w:t xml:space="preserve">● 8  </w:t>
+      </w:r>
+      <w:r>
+        <w:rPr>
+          <w:rFonts w:ascii="Menlo" w:hAnsi="Menlo"/>
+          <w:color w:val="666666"/>
+          <w:sz w:val="18"/>
+        </w:rPr>
+        <w:t xml:space="preserve">        self.d_head = d_model // n_heads</w:t>
+      </w:r>
+    </w:p>
+    <w:p>
+      <w:pPr>
+        <w:spacing w:after="0"/>
+        <w:ind w:left="360"/>
+      </w:pPr>
+      <w:r>
+        <w:rPr>
+          <w:rFonts w:ascii="Menlo" w:hAnsi="Menlo"/>
+          <w:b/>
+          <w:color w:val="22863A"/>
+          <w:sz w:val="18"/>
+        </w:rPr>
+        <w:t xml:space="preserve">● 9  </w:t>
+      </w:r>
+      <w:r>
+        <w:rPr>
+          <w:rFonts w:ascii="Menlo" w:hAnsi="Menlo"/>
+          <w:color w:val="666666"/>
+          <w:sz w:val="18"/>
+        </w:rPr>
+        <w:t xml:space="preserve">        self.W_q = nn.Linear(d_model, n_heads    * self.d_head, bias=False)</w:t>
+      </w:r>
+    </w:p>
+    <w:p>
+      <w:pPr>
+        <w:spacing w:after="0"/>
+        <w:ind w:left="360"/>
+      </w:pPr>
+      <w:r>
+        <w:rPr>
+          <w:rFonts w:ascii="Menlo" w:hAnsi="Menlo"/>
+          <w:b/>
+          <w:color w:val="E36B09"/>
+          <w:sz w:val="18"/>
+        </w:rPr>
+        <w:t xml:space="preserve">●10  </w:t>
+      </w:r>
+      <w:r>
+        <w:rPr>
+          <w:rFonts w:ascii="Menlo" w:hAnsi="Menlo"/>
+          <w:color w:val="666666"/>
+          <w:sz w:val="18"/>
+        </w:rPr>
+        <w:t xml:space="preserve">        self.W_k = nn.Linear(d_model, n_kv_heads * self.d_head, bias=False)</w:t>
+      </w:r>
+    </w:p>
+    <w:p>
+      <w:pPr>
+        <w:spacing w:after="0"/>
+        <w:ind w:left="360"/>
+      </w:pPr>
+      <w:r>
+        <w:rPr>
+          <w:rFonts w:ascii="Menlo" w:hAnsi="Menlo"/>
+          <w:b/>
+          <w:color w:val="CB2231"/>
+          <w:sz w:val="18"/>
+        </w:rPr>
+        <w:t xml:space="preserve">●11  </w:t>
+      </w:r>
+      <w:r>
+        <w:rPr>
+          <w:rFonts w:ascii="Menlo" w:hAnsi="Menlo"/>
+          <w:color w:val="666666"/>
+          <w:sz w:val="18"/>
+        </w:rPr>
+        <w:t xml:space="preserve">        self.W_v = nn.Linear(d_model, n_kv_heads * self.d_head, bias=False)</w:t>
+      </w:r>
+    </w:p>
+    <w:p>
+      <w:pPr>
+        <w:spacing w:after="0"/>
+        <w:ind w:left="360"/>
+      </w:pPr>
+      <w:r>
+        <w:rPr>
+          <w:rFonts w:ascii="Menlo" w:hAnsi="Menlo"/>
+          <w:b/>
+          <w:color w:val="883DAE"/>
+          <w:sz w:val="18"/>
+        </w:rPr>
+        <w:t xml:space="preserve">●12  </w:t>
+      </w:r>
+      <w:r>
+        <w:rPr>
+          <w:rFonts w:ascii="Menlo" w:hAnsi="Menlo"/>
+          <w:color w:val="666666"/>
+          <w:sz w:val="18"/>
+        </w:rPr>
+        <w:t xml:space="preserve">        self.W_o = nn.Linear(d_model, d_model, bias=False)</w:t>
+      </w:r>
+    </w:p>
+    <w:p>
+      <w:pPr>
+        <w:spacing w:after="0"/>
+        <w:ind w:left="360"/>
+      </w:pPr>
+      <w:r>
+        <w:rPr>
+          <w:rFonts w:ascii="Menlo" w:hAnsi="Menlo"/>
+          <w:b/>
+          <w:color w:val="6F42C1"/>
+          <w:sz w:val="18"/>
+        </w:rPr>
+        <w:t xml:space="preserve">●13  </w:t>
+      </w:r>
+      <w:r>
+        <w:rPr>
+          <w:rFonts w:ascii="Menlo" w:hAnsi="Menlo"/>
+          <w:color w:val="666666"/>
+          <w:sz w:val="18"/>
+        </w:rPr>
+        <w:t xml:space="preserve">    def forward(self, x):</w:t>
+      </w:r>
+    </w:p>
+    <w:p>
+      <w:pPr>
+        <w:spacing w:after="0"/>
+        <w:ind w:left="360"/>
+      </w:pPr>
+      <w:r>
+        <w:rPr>
+          <w:rFonts w:ascii="Menlo" w:hAnsi="Menlo"/>
+          <w:b/>
+          <w:color w:val="1865C5"/>
+          <w:sz w:val="18"/>
+        </w:rPr>
+        <w:t xml:space="preserve">●14  </w:t>
+      </w:r>
+      <w:r>
+        <w:rPr>
+          <w:rFonts w:ascii="Menlo" w:hAnsi="Menlo"/>
+          <w:color w:val="666666"/>
+          <w:sz w:val="18"/>
+        </w:rPr>
+        <w:t xml:space="preserve">        B, T, _ = x.shape</w:t>
+      </w:r>
+    </w:p>
+    <w:p>
+      <w:pPr>
+        <w:spacing w:after="0"/>
+        <w:ind w:left="360"/>
+      </w:pPr>
+      <w:r>
+        <w:rPr>
+          <w:rFonts w:ascii="Menlo" w:hAnsi="Menlo"/>
+          <w:b/>
+          <w:color w:val="22863A"/>
+          <w:sz w:val="18"/>
+        </w:rPr>
+        <w:t xml:space="preserve">●15  </w:t>
+      </w:r>
+      <w:r>
+        <w:rPr>
+          <w:rFonts w:ascii="Menlo" w:hAnsi="Menlo"/>
+          <w:color w:val="666666"/>
+          <w:sz w:val="18"/>
+        </w:rPr>
+        <w:t xml:space="preserve">        q = self.W_q(x).view(B, T, self.h,    self.d_head).transpose(1, 2)</w:t>
+      </w:r>
+    </w:p>
+    <w:p>
+      <w:pPr>
+        <w:spacing w:after="0"/>
+        <w:ind w:left="360"/>
+      </w:pPr>
+      <w:r>
+        <w:rPr>
+          <w:rFonts w:ascii="Menlo" w:hAnsi="Menlo"/>
+          <w:b/>
+          <w:color w:val="E36B09"/>
+          <w:sz w:val="18"/>
+        </w:rPr>
+        <w:t xml:space="preserve">●16  </w:t>
+      </w:r>
+      <w:r>
+        <w:rPr>
+          <w:rFonts w:ascii="Menlo" w:hAnsi="Menlo"/>
+          <w:color w:val="666666"/>
+          <w:sz w:val="18"/>
+        </w:rPr>
+        <w:t xml:space="preserve">        k = self.W_k(x).view(B, T, self.h_kv, self.d_head).transpose(1, 2)</w:t>
+      </w:r>
+    </w:p>
+    <w:p>
+      <w:pPr>
+        <w:spacing w:after="0"/>
+        <w:ind w:left="360"/>
+      </w:pPr>
+      <w:r>
+        <w:rPr>
+          <w:rFonts w:ascii="Menlo" w:hAnsi="Menlo"/>
+          <w:b/>
+          <w:color w:val="CB2231"/>
+          <w:sz w:val="18"/>
+        </w:rPr>
+        <w:t xml:space="preserve">●17  </w:t>
+      </w:r>
+      <w:r>
+        <w:rPr>
+          <w:rFonts w:ascii="Menlo" w:hAnsi="Menlo"/>
+          <w:color w:val="666666"/>
+          <w:sz w:val="18"/>
+        </w:rPr>
+        <w:t xml:space="preserve">        v = self.W_v(x).view(B, T, self.h_kv, self.d_head).transpose(1, 2)</w:t>
+      </w:r>
+    </w:p>
+    <w:p>
+      <w:pPr>
+        <w:spacing w:after="0"/>
+        <w:ind w:left="360"/>
+      </w:pPr>
+      <w:r>
+        <w:rPr>
+          <w:rFonts w:ascii="Menlo" w:hAnsi="Menlo"/>
+          <w:b/>
+          <w:color w:val="883DAE"/>
+          <w:sz w:val="18"/>
+        </w:rPr>
+        <w:t xml:space="preserve">●18  </w:t>
+      </w:r>
+      <w:r>
+        <w:rPr>
+          <w:rFonts w:ascii="Menlo" w:hAnsi="Menlo"/>
+          <w:color w:val="666666"/>
+          <w:sz w:val="18"/>
+        </w:rPr>
+        <w:t xml:space="preserve">        k = k.repeat_interleave(self.h // self.h_kv, dim=1)</w:t>
+      </w:r>
+    </w:p>
+    <w:p>
+      <w:pPr>
+        <w:spacing w:after="0"/>
+        <w:ind w:left="360"/>
+      </w:pPr>
+      <w:r>
+        <w:rPr>
+          <w:rFonts w:ascii="Menlo" w:hAnsi="Menlo"/>
+          <w:b/>
+          <w:color w:val="6F42C1"/>
+          <w:sz w:val="18"/>
+        </w:rPr>
+        <w:t xml:space="preserve">●19  </w:t>
+      </w:r>
+      <w:r>
+        <w:rPr>
+          <w:rFonts w:ascii="Menlo" w:hAnsi="Menlo"/>
+          <w:color w:val="666666"/>
+          <w:sz w:val="18"/>
+        </w:rPr>
+        <w:t xml:space="preserve">        v = v.repeat_interleave(self.h // self.h_kv, dim=1)</w:t>
+      </w:r>
+    </w:p>
+    <w:p>
+      <w:pPr>
+        <w:spacing w:after="0"/>
+        <w:ind w:left="360"/>
+      </w:pPr>
+      <w:r>
+        <w:rPr>
+          <w:rFonts w:ascii="Menlo" w:hAnsi="Menlo"/>
+          <w:b/>
+          <w:color w:val="1865C5"/>
+          <w:sz w:val="18"/>
+        </w:rPr>
+        <w:t xml:space="preserve">●20  </w:t>
+      </w:r>
+      <w:r>
+        <w:rPr>
+          <w:rFonts w:ascii="Menlo" w:hAnsi="Menlo"/>
+          <w:color w:val="666666"/>
+          <w:sz w:val="18"/>
+        </w:rPr>
+        <w:t xml:space="preserve">        out = F.scaled_dot_product_attention(q, k, v, is_causal=True)</w:t>
+      </w:r>
+    </w:p>
+    <w:p>
+      <w:pPr>
+        <w:spacing w:after="0"/>
+        <w:ind w:left="360"/>
+      </w:pPr>
+      <w:r>
+        <w:rPr>
+          <w:rFonts w:ascii="Menlo" w:hAnsi="Menlo"/>
+          <w:b/>
+          <w:color w:val="22863A"/>
+          <w:sz w:val="18"/>
+        </w:rPr>
+        <w:t xml:space="preserve">●21  </w:t>
+      </w:r>
+      <w:r>
+        <w:rPr>
+          <w:rFonts w:ascii="Menlo" w:hAnsi="Menlo"/>
+          <w:color w:val="666666"/>
+          <w:sz w:val="18"/>
+        </w:rPr>
+        <w:t xml:space="preserve">        return self.W_o(out.transpose(1, 2).reshape(B, T, -1))</w:t>
+      </w:r>
+    </w:p>
+    <w:p/>
+    <w:tbl>
+      <w:tblPr>
+        <w:tblW w:type="auto" w:w="0"/>
+        <w:tblLook w:firstColumn="1" w:firstRow="1" w:lastColumn="0" w:lastRow="0" w:noHBand="0" w:noVBand="1" w:val="04A0"/>
+      </w:tblPr>
+      <w:tblGrid>
+        <w:gridCol w:w="4824"/>
+        <w:gridCol w:w="4824"/>
+      </w:tblGrid>
+      <w:tr>
+        <w:tc>
+          <w:tcPr>
+            <w:tcW w:type="dxa" w:w="4824"/>
+          </w:tcPr>
+          <w:p>
+            <w:r>
+              <w:rPr>
+                <w:b/>
+              </w:rPr>
+              <w:t>●</w:t>
+            </w:r>
+          </w:p>
+        </w:tc>
+        <w:tc>
+          <w:tcPr>
+            <w:tcW w:type="dxa" w:w="4824"/>
+          </w:tcPr>
+          <w:p>
+            <w:r>
+              <w:rPr>
+                <w:b/>
+                <w:color w:val="1865C5"/>
+              </w:rPr>
+              <w:t>What it does</w:t>
+            </w:r>
+          </w:p>
+        </w:tc>
+      </w:tr>
+      <w:tr>
+        <w:tc>
+          <w:tcPr>
+            <w:tcW w:type="dxa" w:w="4824"/>
+          </w:tcPr>
+          <w:p>
+            <w:r>
+              <w:rPr>
+                <w:b/>
+                <w:color w:val="6F42C1"/>
+              </w:rPr>
+              <w:t>●1</w:t>
+            </w:r>
+          </w:p>
+        </w:tc>
+        <w:tc>
+          <w:tcPr>
+            <w:tcW w:type="dxa" w:w="4824"/>
+          </w:tcPr>
+          <w:p>
+            <w:r>
+              <w:t>Imports.</w:t>
+            </w:r>
+          </w:p>
+        </w:tc>
+      </w:tr>
+      <w:tr>
+        <w:tc>
+          <w:tcPr>
+            <w:tcW w:type="dxa" w:w="4824"/>
+          </w:tcPr>
+          <w:p>
+            <w:r>
+              <w:rPr>
+                <w:b/>
+                <w:color w:val="1865C5"/>
+              </w:rPr>
+              <w:t>●2</w:t>
+            </w:r>
+          </w:p>
+        </w:tc>
+        <w:tc>
+          <w:tcPr>
+            <w:tcW w:type="dxa" w:w="4824"/>
+          </w:tcPr>
+          <w:p>
+            <w:r>
+              <w:t>(blank)</w:t>
+            </w:r>
+          </w:p>
+        </w:tc>
+      </w:tr>
+      <w:tr>
+        <w:tc>
+          <w:tcPr>
+            <w:tcW w:type="dxa" w:w="4824"/>
+          </w:tcPr>
+          <w:p>
+            <w:r>
+              <w:rPr>
+                <w:b/>
+                <w:color w:val="22863A"/>
+              </w:rPr>
+              <w:t>●3</w:t>
+            </w:r>
+          </w:p>
+        </w:tc>
+        <w:tc>
+          <w:tcPr>
+            <w:tcW w:type="dxa" w:w="4824"/>
+          </w:tcPr>
+          <w:p>
+            <w:r>
+              <w:t>MHA → GQA → MQA all in one class — same code; just change n_kv_heads.</w:t>
+            </w:r>
+          </w:p>
+        </w:tc>
+      </w:tr>
+      <w:tr>
+        <w:tc>
+          <w:tcPr>
+            <w:tcW w:type="dxa" w:w="4824"/>
+          </w:tcPr>
+          <w:p>
+            <w:r>
+              <w:rPr>
+                <w:b/>
+                <w:color w:val="E36B09"/>
+              </w:rPr>
+              <w:t>●4</w:t>
+            </w:r>
+          </w:p>
+        </w:tc>
+        <w:tc>
+          <w:tcPr>
+            <w:tcW w:type="dxa" w:w="4824"/>
+          </w:tcPr>
+          <w:p>
+            <w:r>
+              <w:t>Constructor — n_kv=n_heads → MHA; n_kv=1 → MQA; n_kv&lt;n_heads → GQA.</w:t>
+            </w:r>
+          </w:p>
+        </w:tc>
+      </w:tr>
+      <w:tr>
+        <w:tc>
+          <w:tcPr>
+            <w:tcW w:type="dxa" w:w="4824"/>
+          </w:tcPr>
+          <w:p>
+            <w:r>
+              <w:rPr>
+                <w:b/>
+                <w:color w:val="CB2231"/>
+              </w:rPr>
+              <w:t>●5</w:t>
+            </w:r>
+          </w:p>
+        </w:tc>
+        <w:tc>
+          <w:tcPr>
+            <w:tcW w:type="dxa" w:w="4824"/>
+          </w:tcPr>
+          <w:p>
+            <w:r>
+              <w:t>(continuation)</w:t>
+            </w:r>
+          </w:p>
+        </w:tc>
+      </w:tr>
+      <w:tr>
+        <w:tc>
+          <w:tcPr>
+            <w:tcW w:type="dxa" w:w="4824"/>
+          </w:tcPr>
+          <w:p>
+            <w:r>
+              <w:rPr>
+                <w:b/>
+                <w:color w:val="883DAE"/>
+              </w:rPr>
+              <w:t>●6</w:t>
+            </w:r>
+          </w:p>
+        </w:tc>
+        <w:tc>
+          <w:tcPr>
+            <w:tcW w:type="dxa" w:w="4824"/>
+          </w:tcPr>
+          <w:p>
+            <w:r>
+              <w:t>Q-heads must group cleanly over KV-heads.</w:t>
+            </w:r>
+          </w:p>
+        </w:tc>
+      </w:tr>
+      <w:tr>
+        <w:tc>
+          <w:tcPr>
+            <w:tcW w:type="dxa" w:w="4824"/>
+          </w:tcPr>
+          <w:p>
+            <w:r>
+              <w:rPr>
+                <w:b/>
+                <w:color w:val="6F42C1"/>
+              </w:rPr>
+              <w:t>●7</w:t>
+            </w:r>
+          </w:p>
+        </w:tc>
+        <w:tc>
+          <w:tcPr>
+            <w:tcW w:type="dxa" w:w="4824"/>
+          </w:tcPr>
+          <w:p>
+            <w:r>
+              <w:t>Store config.</w:t>
+            </w:r>
+          </w:p>
+        </w:tc>
+      </w:tr>
+      <w:tr>
+        <w:tc>
+          <w:tcPr>
+            <w:tcW w:type="dxa" w:w="4824"/>
+          </w:tcPr>
+          <w:p>
+            <w:r>
+              <w:rPr>
+                <w:b/>
+                <w:color w:val="1865C5"/>
+              </w:rPr>
+              <w:t>●8</w:t>
+            </w:r>
+          </w:p>
+        </w:tc>
+        <w:tc>
+          <w:tcPr>
+            <w:tcW w:type="dxa" w:w="4824"/>
+          </w:tcPr>
+          <w:p>
+            <w:r>
+              <w:t>Per-head dim.</w:t>
+            </w:r>
+          </w:p>
+        </w:tc>
+      </w:tr>
+      <w:tr>
+        <w:tc>
+          <w:tcPr>
+            <w:tcW w:type="dxa" w:w="4824"/>
+          </w:tcPr>
+          <w:p>
+            <w:r>
+              <w:rPr>
+                <w:b/>
+                <w:color w:val="22863A"/>
+              </w:rPr>
+              <w:t>●9</w:t>
+            </w:r>
+          </w:p>
+        </w:tc>
+        <w:tc>
+          <w:tcPr>
+            <w:tcW w:type="dxa" w:w="4824"/>
+          </w:tcPr>
+          <w:p>
+            <w:r>
+              <w:t>Q projection — full H heads.</w:t>
+            </w:r>
+          </w:p>
+        </w:tc>
+      </w:tr>
+      <w:tr>
+        <w:tc>
+          <w:tcPr>
+            <w:tcW w:type="dxa" w:w="4824"/>
+          </w:tcPr>
+          <w:p>
+            <w:r>
+              <w:rPr>
+                <w:b/>
+                <w:color w:val="E36B09"/>
+              </w:rPr>
+              <w:t>●10</w:t>
+            </w:r>
+          </w:p>
+        </w:tc>
+        <w:tc>
+          <w:tcPr>
+            <w:tcW w:type="dxa" w:w="4824"/>
+          </w:tcPr>
+          <w:p>
+            <w:r>
+              <w:t>K projection — only H_kv heads.</w:t>
+            </w:r>
+          </w:p>
+        </w:tc>
+      </w:tr>
+      <w:tr>
+        <w:tc>
+          <w:tcPr>
+            <w:tcW w:type="dxa" w:w="4824"/>
+          </w:tcPr>
+          <w:p>
+            <w:r>
+              <w:rPr>
+                <w:b/>
+                <w:color w:val="CB2231"/>
+              </w:rPr>
+              <w:t>●11</w:t>
+            </w:r>
+          </w:p>
+        </w:tc>
+        <w:tc>
+          <w:tcPr>
+            <w:tcW w:type="dxa" w:w="4824"/>
+          </w:tcPr>
+          <w:p>
+            <w:r>
+              <w:t>V projection — only H_kv heads.</w:t>
+            </w:r>
+          </w:p>
+        </w:tc>
+      </w:tr>
+      <w:tr>
+        <w:tc>
+          <w:tcPr>
+            <w:tcW w:type="dxa" w:w="4824"/>
+          </w:tcPr>
+          <w:p>
+            <w:r>
+              <w:rPr>
+                <w:b/>
+                <w:color w:val="883DAE"/>
+              </w:rPr>
+              <w:t>●12</w:t>
+            </w:r>
+          </w:p>
+        </w:tc>
+        <w:tc>
+          <w:tcPr>
+            <w:tcW w:type="dxa" w:w="4824"/>
+          </w:tcPr>
+          <w:p>
+            <w:r>
+              <w:t>Output projection.</w:t>
+            </w:r>
+          </w:p>
+        </w:tc>
+      </w:tr>
+      <w:tr>
+        <w:tc>
+          <w:tcPr>
+            <w:tcW w:type="dxa" w:w="4824"/>
+          </w:tcPr>
+          <w:p>
+            <w:r>
+              <w:rPr>
+                <w:b/>
+                <w:color w:val="6F42C1"/>
+              </w:rPr>
+              <w:t>●13</w:t>
+            </w:r>
+          </w:p>
+        </w:tc>
+        <w:tc>
+          <w:tcPr>
+            <w:tcW w:type="dxa" w:w="4824"/>
+          </w:tcPr>
+          <w:p>
+            <w:r>
+              <w:t>Forward.</w:t>
+            </w:r>
+          </w:p>
+        </w:tc>
+      </w:tr>
+      <w:tr>
+        <w:tc>
+          <w:tcPr>
+            <w:tcW w:type="dxa" w:w="4824"/>
+          </w:tcPr>
+          <w:p>
+            <w:r>
+              <w:rPr>
+                <w:b/>
+                <w:color w:val="1865C5"/>
+              </w:rPr>
+              <w:t>●14</w:t>
+            </w:r>
+          </w:p>
+        </w:tc>
+        <w:tc>
+          <w:tcPr>
+            <w:tcW w:type="dxa" w:w="4824"/>
+          </w:tcPr>
+          <w:p>
+            <w:r>
+              <w:t>Shape.</w:t>
+            </w:r>
+          </w:p>
+        </w:tc>
+      </w:tr>
+      <w:tr>
+        <w:tc>
+          <w:tcPr>
+            <w:tcW w:type="dxa" w:w="4824"/>
+          </w:tcPr>
+          <w:p>
+            <w:r>
+              <w:rPr>
+                <w:b/>
+                <w:color w:val="22863A"/>
+              </w:rPr>
+              <w:t>●15</w:t>
+            </w:r>
+          </w:p>
+        </w:tc>
+        <w:tc>
+          <w:tcPr>
+            <w:tcW w:type="dxa" w:w="4824"/>
+          </w:tcPr>
+          <w:p>
+            <w:r>
+              <w:t>Q reshape to [B, H, T, d].</w:t>
+            </w:r>
+          </w:p>
+        </w:tc>
+      </w:tr>
+      <w:tr>
+        <w:tc>
+          <w:tcPr>
+            <w:tcW w:type="dxa" w:w="4824"/>
+          </w:tcPr>
+          <w:p>
+            <w:r>
+              <w:rPr>
+                <w:b/>
+                <w:color w:val="E36B09"/>
+              </w:rPr>
+              <w:t>●16</w:t>
+            </w:r>
+          </w:p>
+        </w:tc>
+        <w:tc>
+          <w:tcPr>
+            <w:tcW w:type="dxa" w:w="4824"/>
+          </w:tcPr>
+          <w:p>
+            <w:r>
+              <w:t>K reshape to [B, H_kv, T, d].</w:t>
+            </w:r>
+          </w:p>
+        </w:tc>
+      </w:tr>
+      <w:tr>
+        <w:tc>
+          <w:tcPr>
+            <w:tcW w:type="dxa" w:w="4824"/>
+          </w:tcPr>
+          <w:p>
+            <w:r>
+              <w:rPr>
+                <w:b/>
+                <w:color w:val="CB2231"/>
+              </w:rPr>
+              <w:t>●17</w:t>
+            </w:r>
+          </w:p>
+        </w:tc>
+        <w:tc>
+          <w:tcPr>
+            <w:tcW w:type="dxa" w:w="4824"/>
+          </w:tcPr>
+          <w:p>
+            <w:r>
+              <w:t>V reshape to [B, H_kv, T, d].</w:t>
+            </w:r>
+          </w:p>
+        </w:tc>
+      </w:tr>
+      <w:tr>
+        <w:tc>
+          <w:tcPr>
+            <w:tcW w:type="dxa" w:w="4824"/>
+          </w:tcPr>
+          <w:p>
+            <w:r>
+              <w:rPr>
+                <w:b/>
+                <w:color w:val="883DAE"/>
+              </w:rPr>
+              <w:t>●18</w:t>
+            </w:r>
+          </w:p>
+        </w:tc>
+        <w:tc>
+          <w:tcPr>
+            <w:tcW w:type="dxa" w:w="4824"/>
+          </w:tcPr>
+          <w:p>
+            <w:r>
+              <w:t>Broadcast K to all H query heads (group sharing).</w:t>
+            </w:r>
+          </w:p>
+        </w:tc>
+      </w:tr>
+      <w:tr>
+        <w:tc>
+          <w:tcPr>
+            <w:tcW w:type="dxa" w:w="4824"/>
+          </w:tcPr>
+          <w:p>
+            <w:r>
+              <w:rPr>
+                <w:b/>
+                <w:color w:val="6F42C1"/>
+              </w:rPr>
+              <w:t>●19</w:t>
+            </w:r>
+          </w:p>
+        </w:tc>
+        <w:tc>
+          <w:tcPr>
+            <w:tcW w:type="dxa" w:w="4824"/>
+          </w:tcPr>
+          <w:p>
+            <w:r>
+              <w:t>Same for V.</w:t>
+            </w:r>
+          </w:p>
+        </w:tc>
+      </w:tr>
+      <w:tr>
+        <w:tc>
+          <w:tcPr>
+            <w:tcW w:type="dxa" w:w="4824"/>
+          </w:tcPr>
+          <w:p>
+            <w:r>
+              <w:rPr>
+                <w:b/>
+                <w:color w:val="1865C5"/>
+              </w:rPr>
+              <w:t>●20</w:t>
+            </w:r>
+          </w:p>
+        </w:tc>
+        <w:tc>
+          <w:tcPr>
+            <w:tcW w:type="dxa" w:w="4824"/>
+          </w:tcPr>
+          <w:p>
+            <w:r>
+              <w:t>Fused scaled-dot-product (uses FlashAttention-3 kernel on CUDA).</w:t>
+            </w:r>
+          </w:p>
+        </w:tc>
+      </w:tr>
+      <w:tr>
+        <w:tc>
+          <w:tcPr>
+            <w:tcW w:type="dxa" w:w="4824"/>
+          </w:tcPr>
+          <w:p>
+            <w:r>
+              <w:rPr>
+                <w:b/>
+                <w:color w:val="22863A"/>
+              </w:rPr>
+              <w:t>●21</w:t>
+            </w:r>
+          </w:p>
+        </w:tc>
+        <w:tc>
+          <w:tcPr>
+            <w:tcW w:type="dxa" w:w="4824"/>
+          </w:tcPr>
+          <w:p>
+            <w:r>
+              <w:t>Project back to D and return.</w:t>
+            </w:r>
+          </w:p>
+        </w:tc>
+      </w:tr>
+    </w:tbl>
+    <w:p/>
+    <w:p>
+      <w:pPr>
+        <w:spacing w:after="0"/>
+        <w:ind w:left="360"/>
+      </w:pPr>
+      <w:r>
+        <w:rPr>
+          <w:rFonts w:ascii="Menlo" w:hAnsi="Menlo"/>
+          <w:b/>
+          <w:color w:val="6F42C1"/>
+          <w:sz w:val="18"/>
+        </w:rPr>
+        <w:t xml:space="preserve">● 1  </w:t>
+      </w:r>
+      <w:r>
+        <w:rPr>
+          <w:rFonts w:ascii="Menlo" w:hAnsi="Menlo"/>
+          <w:color w:val="666666"/>
+          <w:sz w:val="18"/>
+        </w:rPr>
+        <w:t>class MultiHeadLatentAttention(nn.Module):</w:t>
+      </w:r>
+    </w:p>
+    <w:p>
+      <w:pPr>
+        <w:spacing w:after="0"/>
+        <w:ind w:left="360"/>
+      </w:pPr>
+      <w:r>
+        <w:rPr>
+          <w:rFonts w:ascii="Menlo" w:hAnsi="Menlo"/>
+          <w:b/>
+          <w:color w:val="1865C5"/>
+          <w:sz w:val="18"/>
+        </w:rPr>
+        <w:t xml:space="preserve">● 2  </w:t>
+      </w:r>
+      <w:r>
+        <w:rPr>
+          <w:rFonts w:ascii="Menlo" w:hAnsi="Menlo"/>
+          <w:color w:val="666666"/>
+          <w:sz w:val="18"/>
+        </w:rPr>
+        <w:t xml:space="preserve">    def __init__(self, d_model=512, n_heads=8, d_latent=128, d_rope=32):</w:t>
+      </w:r>
+    </w:p>
+    <w:p>
+      <w:pPr>
+        <w:spacing w:after="0"/>
+        <w:ind w:left="360"/>
+      </w:pPr>
+      <w:r>
+        <w:rPr>
+          <w:rFonts w:ascii="Menlo" w:hAnsi="Menlo"/>
+          <w:b/>
+          <w:color w:val="22863A"/>
+          <w:sz w:val="18"/>
+        </w:rPr>
+        <w:t xml:space="preserve">● 3  </w:t>
+      </w:r>
+      <w:r>
+        <w:rPr>
+          <w:rFonts w:ascii="Menlo" w:hAnsi="Menlo"/>
+          <w:color w:val="666666"/>
+          <w:sz w:val="18"/>
+        </w:rPr>
+        <w:t xml:space="preserve">        super().__init__()</w:t>
+      </w:r>
+    </w:p>
+    <w:p>
+      <w:pPr>
+        <w:spacing w:after="0"/>
+        <w:ind w:left="360"/>
+      </w:pPr>
+      <w:r>
+        <w:rPr>
+          <w:rFonts w:ascii="Menlo" w:hAnsi="Menlo"/>
+          <w:b/>
+          <w:color w:val="E36B09"/>
+          <w:sz w:val="18"/>
+        </w:rPr>
+        <w:t xml:space="preserve">● 4  </w:t>
+      </w:r>
+      <w:r>
+        <w:rPr>
+          <w:rFonts w:ascii="Menlo" w:hAnsi="Menlo"/>
+          <w:color w:val="666666"/>
+          <w:sz w:val="18"/>
+        </w:rPr>
+        <w:t xml:space="preserve">        self.h, self.d_head = n_heads, d_model // n_heads</w:t>
+      </w:r>
+    </w:p>
+    <w:p>
+      <w:pPr>
+        <w:spacing w:after="0"/>
+        <w:ind w:left="360"/>
+      </w:pPr>
+      <w:r>
+        <w:rPr>
+          <w:rFonts w:ascii="Menlo" w:hAnsi="Menlo"/>
+          <w:b/>
+          <w:color w:val="CB2231"/>
+          <w:sz w:val="18"/>
+        </w:rPr>
+        <w:t xml:space="preserve">● 5  </w:t>
+      </w:r>
+      <w:r>
+        <w:rPr>
+          <w:rFonts w:ascii="Menlo" w:hAnsi="Menlo"/>
+          <w:color w:val="666666"/>
+          <w:sz w:val="18"/>
+        </w:rPr>
+        <w:t xml:space="preserve">        self.d_latent, self.d_rope = d_latent, d_rope</w:t>
+      </w:r>
+    </w:p>
+    <w:p>
+      <w:pPr>
+        <w:spacing w:after="0"/>
+        <w:ind w:left="360"/>
+      </w:pPr>
+      <w:r>
+        <w:rPr>
+          <w:rFonts w:ascii="Menlo" w:hAnsi="Menlo"/>
+          <w:b/>
+          <w:color w:val="883DAE"/>
+          <w:sz w:val="18"/>
+        </w:rPr>
+        <w:t xml:space="preserve">● 6  </w:t>
+      </w:r>
+      <w:r>
+        <w:rPr>
+          <w:rFonts w:ascii="Menlo" w:hAnsi="Menlo"/>
+          <w:color w:val="666666"/>
+          <w:sz w:val="18"/>
+        </w:rPr>
+        <w:t xml:space="preserve">        self.W_DKV = nn.Linear(d_model, d_latent, bias=False)</w:t>
+      </w:r>
+    </w:p>
+    <w:p>
+      <w:pPr>
+        <w:spacing w:after="0"/>
+        <w:ind w:left="360"/>
+      </w:pPr>
+      <w:r>
+        <w:rPr>
+          <w:rFonts w:ascii="Menlo" w:hAnsi="Menlo"/>
+          <w:b/>
+          <w:color w:val="6F42C1"/>
+          <w:sz w:val="18"/>
+        </w:rPr>
+        <w:t xml:space="preserve">● 7  </w:t>
+      </w:r>
+      <w:r>
+        <w:rPr>
+          <w:rFonts w:ascii="Menlo" w:hAnsi="Menlo"/>
+          <w:color w:val="666666"/>
+          <w:sz w:val="18"/>
+        </w:rPr>
+        <w:t xml:space="preserve">        self.W_UK  = nn.Linear(d_latent, n_heads * (self.d_head - d_rope), bias=False)</w:t>
+      </w:r>
+    </w:p>
+    <w:p>
+      <w:pPr>
+        <w:spacing w:after="0"/>
+        <w:ind w:left="360"/>
+      </w:pPr>
+      <w:r>
+        <w:rPr>
+          <w:rFonts w:ascii="Menlo" w:hAnsi="Menlo"/>
+          <w:b/>
+          <w:color w:val="1865C5"/>
+          <w:sz w:val="18"/>
+        </w:rPr>
+        <w:t xml:space="preserve">● 8  </w:t>
+      </w:r>
+      <w:r>
+        <w:rPr>
+          <w:rFonts w:ascii="Menlo" w:hAnsi="Menlo"/>
+          <w:color w:val="666666"/>
+          <w:sz w:val="18"/>
+        </w:rPr>
+        <w:t xml:space="preserve">        self.W_UV  = nn.Linear(d_latent, n_heads *  self.d_head,           bias=False)</w:t>
+      </w:r>
+    </w:p>
+    <w:p>
+      <w:pPr>
+        <w:spacing w:after="0"/>
+        <w:ind w:left="360"/>
+      </w:pPr>
+      <w:r>
+        <w:rPr>
+          <w:rFonts w:ascii="Menlo" w:hAnsi="Menlo"/>
+          <w:b/>
+          <w:color w:val="22863A"/>
+          <w:sz w:val="18"/>
+        </w:rPr>
+        <w:t xml:space="preserve">● 9  </w:t>
+      </w:r>
+      <w:r>
+        <w:rPr>
+          <w:rFonts w:ascii="Menlo" w:hAnsi="Menlo"/>
+          <w:color w:val="666666"/>
+          <w:sz w:val="18"/>
+        </w:rPr>
+        <w:t xml:space="preserve">        self.W_KR  = nn.Linear(d_model, d_rope, bias=False)</w:t>
+      </w:r>
+    </w:p>
+    <w:p>
+      <w:pPr>
+        <w:spacing w:after="0"/>
+        <w:ind w:left="360"/>
+      </w:pPr>
+      <w:r>
+        <w:rPr>
+          <w:rFonts w:ascii="Menlo" w:hAnsi="Menlo"/>
+          <w:b/>
+          <w:color w:val="E36B09"/>
+          <w:sz w:val="18"/>
+        </w:rPr>
+        <w:t xml:space="preserve">●10  </w:t>
+      </w:r>
+      <w:r>
+        <w:rPr>
+          <w:rFonts w:ascii="Menlo" w:hAnsi="Menlo"/>
+          <w:color w:val="666666"/>
+          <w:sz w:val="18"/>
+        </w:rPr>
+        <w:t xml:space="preserve">        self.W_Q   = nn.Linear(d_model, n_heads * self.d_head, bias=False)</w:t>
+      </w:r>
+    </w:p>
+    <w:p>
+      <w:pPr>
+        <w:spacing w:after="0"/>
+        <w:ind w:left="360"/>
+      </w:pPr>
+      <w:r>
+        <w:rPr>
+          <w:rFonts w:ascii="Menlo" w:hAnsi="Menlo"/>
+          <w:b/>
+          <w:color w:val="CB2231"/>
+          <w:sz w:val="18"/>
+        </w:rPr>
+        <w:t xml:space="preserve">●11  </w:t>
+      </w:r>
+      <w:r>
+        <w:rPr>
+          <w:rFonts w:ascii="Menlo" w:hAnsi="Menlo"/>
+          <w:color w:val="666666"/>
+          <w:sz w:val="18"/>
+        </w:rPr>
+        <w:t xml:space="preserve">        self.W_o   = nn.Linear(d_model, d_model, bias=False)</w:t>
+      </w:r>
+    </w:p>
+    <w:p>
+      <w:pPr>
+        <w:spacing w:after="0"/>
+        <w:ind w:left="360"/>
+      </w:pPr>
+      <w:r>
+        <w:rPr>
+          <w:rFonts w:ascii="Menlo" w:hAnsi="Menlo"/>
+          <w:b/>
+          <w:color w:val="883DAE"/>
+          <w:sz w:val="18"/>
+        </w:rPr>
+        <w:t xml:space="preserve">●12  </w:t>
+      </w:r>
+      <w:r>
+        <w:rPr>
+          <w:rFonts w:ascii="Menlo" w:hAnsi="Menlo"/>
+          <w:color w:val="666666"/>
+          <w:sz w:val="18"/>
+        </w:rPr>
+        <w:t xml:space="preserve">    def kv_cache(self, x):</w:t>
+      </w:r>
+    </w:p>
+    <w:p>
+      <w:pPr>
+        <w:spacing w:after="0"/>
+        <w:ind w:left="360"/>
+      </w:pPr>
+      <w:r>
+        <w:rPr>
+          <w:rFonts w:ascii="Menlo" w:hAnsi="Menlo"/>
+          <w:b/>
+          <w:color w:val="6F42C1"/>
+          <w:sz w:val="18"/>
+        </w:rPr>
+        <w:t xml:space="preserve">●13  </w:t>
+      </w:r>
+      <w:r>
+        <w:rPr>
+          <w:rFonts w:ascii="Menlo" w:hAnsi="Menlo"/>
+          <w:color w:val="666666"/>
+          <w:sz w:val="18"/>
+        </w:rPr>
+        <w:t xml:space="preserve">        return self.W_DKV(x), self.W_KR(x)</w:t>
+      </w:r>
+    </w:p>
+    <w:p/>
+    <w:tbl>
+      <w:tblPr>
+        <w:tblW w:type="auto" w:w="0"/>
+        <w:tblLook w:firstColumn="1" w:firstRow="1" w:lastColumn="0" w:lastRow="0" w:noHBand="0" w:noVBand="1" w:val="04A0"/>
+      </w:tblPr>
+      <w:tblGrid>
+        <w:gridCol w:w="4824"/>
+        <w:gridCol w:w="4824"/>
+      </w:tblGrid>
+      <w:tr>
+        <w:tc>
+          <w:tcPr>
+            <w:tcW w:type="dxa" w:w="4824"/>
+          </w:tcPr>
+          <w:p>
+            <w:r>
+              <w:rPr>
+                <w:b/>
+              </w:rPr>
+              <w:t>●</w:t>
+            </w:r>
+          </w:p>
+        </w:tc>
+        <w:tc>
+          <w:tcPr>
+            <w:tcW w:type="dxa" w:w="4824"/>
+          </w:tcPr>
+          <w:p>
+            <w:r>
+              <w:rPr>
+                <w:b/>
+                <w:color w:val="1865C5"/>
+              </w:rPr>
+              <w:t>What it does</w:t>
+            </w:r>
+          </w:p>
+        </w:tc>
+      </w:tr>
+      <w:tr>
+        <w:tc>
+          <w:tcPr>
+            <w:tcW w:type="dxa" w:w="4824"/>
+          </w:tcPr>
+          <w:p>
+            <w:r>
+              <w:rPr>
+                <w:b/>
+                <w:color w:val="6F42C1"/>
+              </w:rPr>
+              <w:t>●1</w:t>
+            </w:r>
+          </w:p>
+        </w:tc>
+        <w:tc>
+          <w:tcPr>
+            <w:tcW w:type="dxa" w:w="4824"/>
+          </w:tcPr>
+          <w:p>
+            <w:r>
+              <w:t>MLA — DeepSeek-V3 multi-head latent attention.</w:t>
+            </w:r>
+          </w:p>
+        </w:tc>
+      </w:tr>
+      <w:tr>
+        <w:tc>
+          <w:tcPr>
+            <w:tcW w:type="dxa" w:w="4824"/>
+          </w:tcPr>
+          <w:p>
+            <w:r>
+              <w:rPr>
+                <w:b/>
+                <w:color w:val="1865C5"/>
+              </w:rPr>
+              <w:t>●2</w:t>
+            </w:r>
+          </w:p>
+        </w:tc>
+        <w:tc>
+          <w:tcPr>
+            <w:tcW w:type="dxa" w:w="4824"/>
+          </w:tcPr>
+          <w:p>
+            <w:r>
+              <w:t>Constructor — d_latent ≪ H·d_head is the compression ratio.</w:t>
+            </w:r>
+          </w:p>
+        </w:tc>
+      </w:tr>
+      <w:tr>
+        <w:tc>
+          <w:tcPr>
+            <w:tcW w:type="dxa" w:w="4824"/>
+          </w:tcPr>
+          <w:p>
+            <w:r>
+              <w:rPr>
+                <w:b/>
+                <w:color w:val="22863A"/>
+              </w:rPr>
+              <w:t>●3</w:t>
+            </w:r>
+          </w:p>
+        </w:tc>
+        <w:tc>
+          <w:tcPr>
+            <w:tcW w:type="dxa" w:w="4824"/>
+          </w:tcPr>
+          <w:p>
+            <w:r>
+              <w:t>(continuation)</w:t>
+            </w:r>
+          </w:p>
+        </w:tc>
+      </w:tr>
+      <w:tr>
+        <w:tc>
+          <w:tcPr>
+            <w:tcW w:type="dxa" w:w="4824"/>
+          </w:tcPr>
+          <w:p>
+            <w:r>
+              <w:rPr>
+                <w:b/>
+                <w:color w:val="E36B09"/>
+              </w:rPr>
+              <w:t>●4</w:t>
+            </w:r>
+          </w:p>
+        </w:tc>
+        <w:tc>
+          <w:tcPr>
+            <w:tcW w:type="dxa" w:w="4824"/>
+          </w:tcPr>
+          <w:p>
+            <w:r>
+              <w:t>Store config.</w:t>
+            </w:r>
+          </w:p>
+        </w:tc>
+      </w:tr>
+      <w:tr>
+        <w:tc>
+          <w:tcPr>
+            <w:tcW w:type="dxa" w:w="4824"/>
+          </w:tcPr>
+          <w:p>
+            <w:r>
+              <w:rPr>
+                <w:b/>
+                <w:color w:val="CB2231"/>
+              </w:rPr>
+              <w:t>●5</w:t>
+            </w:r>
+          </w:p>
+        </w:tc>
+        <w:tc>
+          <w:tcPr>
+            <w:tcW w:type="dxa" w:w="4824"/>
+          </w:tcPr>
+          <w:p>
+            <w:r>
+              <w:t>(continuation)</w:t>
+            </w:r>
+          </w:p>
+        </w:tc>
+      </w:tr>
+      <w:tr>
+        <w:tc>
+          <w:tcPr>
+            <w:tcW w:type="dxa" w:w="4824"/>
+          </w:tcPr>
+          <w:p>
+            <w:r>
+              <w:rPr>
+                <w:b/>
+                <w:color w:val="883DAE"/>
+              </w:rPr>
+              <w:t>●6</w:t>
+            </w:r>
+          </w:p>
+        </w:tc>
+        <w:tc>
+          <w:tcPr>
+            <w:tcW w:type="dxa" w:w="4824"/>
+          </w:tcPr>
+          <w:p>
+            <w:r>
+              <w:t>DOWN-projection: compress D-dim → small d_latent for cache.</w:t>
+            </w:r>
+          </w:p>
+        </w:tc>
+      </w:tr>
+      <w:tr>
+        <w:tc>
+          <w:tcPr>
+            <w:tcW w:type="dxa" w:w="4824"/>
+          </w:tcPr>
+          <w:p>
+            <w:r>
+              <w:rPr>
+                <w:b/>
+                <w:color w:val="6F42C1"/>
+              </w:rPr>
+              <w:t>●7</w:t>
+            </w:r>
+          </w:p>
+        </w:tc>
+        <w:tc>
+          <w:tcPr>
+            <w:tcW w:type="dxa" w:w="4824"/>
+          </w:tcPr>
+          <w:p>
+            <w:r>
+              <w:t>UP-projection for K (non-RoPE portion) at decode.</w:t>
+            </w:r>
+          </w:p>
+        </w:tc>
+      </w:tr>
+      <w:tr>
+        <w:tc>
+          <w:tcPr>
+            <w:tcW w:type="dxa" w:w="4824"/>
+          </w:tcPr>
+          <w:p>
+            <w:r>
+              <w:rPr>
+                <w:b/>
+                <w:color w:val="1865C5"/>
+              </w:rPr>
+              <w:t>●8</w:t>
+            </w:r>
+          </w:p>
+        </w:tc>
+        <w:tc>
+          <w:tcPr>
+            <w:tcW w:type="dxa" w:w="4824"/>
+          </w:tcPr>
+          <w:p>
+            <w:r>
+              <w:t>UP-projection for V at decode.</w:t>
+            </w:r>
+          </w:p>
+        </w:tc>
+      </w:tr>
+      <w:tr>
+        <w:tc>
+          <w:tcPr>
+            <w:tcW w:type="dxa" w:w="4824"/>
+          </w:tcPr>
+          <w:p>
+            <w:r>
+              <w:rPr>
+                <w:b/>
+                <w:color w:val="22863A"/>
+              </w:rPr>
+              <w:t>●9</w:t>
+            </w:r>
+          </w:p>
+        </w:tc>
+        <w:tc>
+          <w:tcPr>
+            <w:tcW w:type="dxa" w:w="4824"/>
+          </w:tcPr>
+          <w:p>
+            <w:r>
+              <w:t>Decoupled RoPE-rotated key — cached separately (small d_rope).</w:t>
+            </w:r>
+          </w:p>
+        </w:tc>
+      </w:tr>
+      <w:tr>
+        <w:tc>
+          <w:tcPr>
+            <w:tcW w:type="dxa" w:w="4824"/>
+          </w:tcPr>
+          <w:p>
+            <w:r>
+              <w:rPr>
+                <w:b/>
+                <w:color w:val="E36B09"/>
+              </w:rPr>
+              <w:t>●10</w:t>
+            </w:r>
+          </w:p>
+        </w:tc>
+        <w:tc>
+          <w:tcPr>
+            <w:tcW w:type="dxa" w:w="4824"/>
+          </w:tcPr>
+          <w:p>
+            <w:r>
+              <w:t>Q projection — full H heads.</w:t>
+            </w:r>
+          </w:p>
+        </w:tc>
+      </w:tr>
+      <w:tr>
+        <w:tc>
+          <w:tcPr>
+            <w:tcW w:type="dxa" w:w="4824"/>
+          </w:tcPr>
+          <w:p>
+            <w:r>
+              <w:rPr>
+                <w:b/>
+                <w:color w:val="CB2231"/>
+              </w:rPr>
+              <w:t>●11</w:t>
+            </w:r>
+          </w:p>
+        </w:tc>
+        <w:tc>
+          <w:tcPr>
+            <w:tcW w:type="dxa" w:w="4824"/>
+          </w:tcPr>
+          <w:p>
+            <w:r>
+              <w:t>Output projection.</w:t>
+            </w:r>
+          </w:p>
+        </w:tc>
+      </w:tr>
+      <w:tr>
+        <w:tc>
+          <w:tcPr>
+            <w:tcW w:type="dxa" w:w="4824"/>
+          </w:tcPr>
+          <w:p>
+            <w:r>
+              <w:rPr>
+                <w:b/>
+                <w:color w:val="883DAE"/>
+              </w:rPr>
+              <w:t>●12</w:t>
+            </w:r>
+          </w:p>
+        </w:tc>
+        <w:tc>
+          <w:tcPr>
+            <w:tcW w:type="dxa" w:w="4824"/>
+          </w:tcPr>
+          <w:p>
+            <w:r>
+              <w:t>KV cache writes only (c_latent, c_rope) — ~1/16 the size of MHA cache.</w:t>
+            </w:r>
+          </w:p>
+        </w:tc>
+      </w:tr>
+      <w:tr>
+        <w:tc>
+          <w:tcPr>
+            <w:tcW w:type="dxa" w:w="4824"/>
+          </w:tcPr>
+          <w:p>
+            <w:r>
+              <w:rPr>
+                <w:b/>
+                <w:color w:val="6F42C1"/>
+              </w:rPr>
+              <w:t>●13</w:t>
+            </w:r>
+          </w:p>
+        </w:tc>
+        <w:tc>
+          <w:tcPr>
+            <w:tcW w:type="dxa" w:w="4824"/>
+          </w:tcPr>
+          <w:p>
+            <w:r>
+              <w:t>Return both tensors.</w:t>
+            </w:r>
+          </w:p>
+        </w:tc>
+      </w:tr>
+    </w:tbl>
+    <w:p/>
+    <w:p>
+      <w:pPr>
         <w:spacing w:before="160" w:after="80"/>
       </w:pPr>
       <w:r>
@@ -1827,6 +4694,831 @@
     </w:p>
     <w:p>
       <w:pPr>
+        <w:spacing w:after="0"/>
+        <w:ind w:left="360"/>
+      </w:pPr>
+      <w:r>
+        <w:rPr>
+          <w:rFonts w:ascii="Menlo" w:hAnsi="Menlo"/>
+          <w:b/>
+          <w:color w:val="6F42C1"/>
+          <w:sz w:val="18"/>
+        </w:rPr>
+        <w:t xml:space="preserve">● 1  </w:t>
+      </w:r>
+      <w:r>
+        <w:rPr>
+          <w:rFonts w:ascii="Menlo" w:hAnsi="Menlo"/>
+          <w:color w:val="666666"/>
+          <w:sz w:val="18"/>
+        </w:rPr>
+        <w:t>class GeluFFN(nn.Module):</w:t>
+      </w:r>
+    </w:p>
+    <w:p>
+      <w:pPr>
+        <w:spacing w:after="0"/>
+        <w:ind w:left="360"/>
+      </w:pPr>
+      <w:r>
+        <w:rPr>
+          <w:rFonts w:ascii="Menlo" w:hAnsi="Menlo"/>
+          <w:b/>
+          <w:color w:val="1865C5"/>
+          <w:sz w:val="18"/>
+        </w:rPr>
+        <w:t xml:space="preserve">● 2  </w:t>
+      </w:r>
+      <w:r>
+        <w:rPr>
+          <w:rFonts w:ascii="Menlo" w:hAnsi="Menlo"/>
+          <w:color w:val="666666"/>
+          <w:sz w:val="18"/>
+        </w:rPr>
+        <w:t xml:space="preserve">    def __init__(self, d_model=512, d_ff=2048):</w:t>
+      </w:r>
+    </w:p>
+    <w:p>
+      <w:pPr>
+        <w:spacing w:after="0"/>
+        <w:ind w:left="360"/>
+      </w:pPr>
+      <w:r>
+        <w:rPr>
+          <w:rFonts w:ascii="Menlo" w:hAnsi="Menlo"/>
+          <w:b/>
+          <w:color w:val="22863A"/>
+          <w:sz w:val="18"/>
+        </w:rPr>
+        <w:t xml:space="preserve">● 3  </w:t>
+      </w:r>
+      <w:r>
+        <w:rPr>
+          <w:rFonts w:ascii="Menlo" w:hAnsi="Menlo"/>
+          <w:color w:val="666666"/>
+          <w:sz w:val="18"/>
+        </w:rPr>
+        <w:t xml:space="preserve">        super().__init__()</w:t>
+      </w:r>
+    </w:p>
+    <w:p>
+      <w:pPr>
+        <w:spacing w:after="0"/>
+        <w:ind w:left="360"/>
+      </w:pPr>
+      <w:r>
+        <w:rPr>
+          <w:rFonts w:ascii="Menlo" w:hAnsi="Menlo"/>
+          <w:b/>
+          <w:color w:val="E36B09"/>
+          <w:sz w:val="18"/>
+        </w:rPr>
+        <w:t xml:space="preserve">● 4  </w:t>
+      </w:r>
+      <w:r>
+        <w:rPr>
+          <w:rFonts w:ascii="Menlo" w:hAnsi="Menlo"/>
+          <w:color w:val="666666"/>
+          <w:sz w:val="18"/>
+        </w:rPr>
+        <w:t xml:space="preserve">        self.w_up   = nn.Linear(d_model, d_ff,   bias=True)</w:t>
+      </w:r>
+    </w:p>
+    <w:p>
+      <w:pPr>
+        <w:spacing w:after="0"/>
+        <w:ind w:left="360"/>
+      </w:pPr>
+      <w:r>
+        <w:rPr>
+          <w:rFonts w:ascii="Menlo" w:hAnsi="Menlo"/>
+          <w:b/>
+          <w:color w:val="CB2231"/>
+          <w:sz w:val="18"/>
+        </w:rPr>
+        <w:t xml:space="preserve">● 5  </w:t>
+      </w:r>
+      <w:r>
+        <w:rPr>
+          <w:rFonts w:ascii="Menlo" w:hAnsi="Menlo"/>
+          <w:color w:val="666666"/>
+          <w:sz w:val="18"/>
+        </w:rPr>
+        <w:t xml:space="preserve">        self.w_down = nn.Linear(d_ff,    d_model, bias=True)</w:t>
+      </w:r>
+    </w:p>
+    <w:p>
+      <w:pPr>
+        <w:spacing w:after="0"/>
+        <w:ind w:left="360"/>
+      </w:pPr>
+      <w:r>
+        <w:rPr>
+          <w:rFonts w:ascii="Menlo" w:hAnsi="Menlo"/>
+          <w:b/>
+          <w:color w:val="883DAE"/>
+          <w:sz w:val="18"/>
+        </w:rPr>
+        <w:t xml:space="preserve">● 6  </w:t>
+      </w:r>
+      <w:r>
+        <w:rPr>
+          <w:rFonts w:ascii="Menlo" w:hAnsi="Menlo"/>
+          <w:color w:val="666666"/>
+          <w:sz w:val="18"/>
+        </w:rPr>
+        <w:t xml:space="preserve">    def forward(self, x):</w:t>
+      </w:r>
+    </w:p>
+    <w:p>
+      <w:pPr>
+        <w:spacing w:after="0"/>
+        <w:ind w:left="360"/>
+      </w:pPr>
+      <w:r>
+        <w:rPr>
+          <w:rFonts w:ascii="Menlo" w:hAnsi="Menlo"/>
+          <w:b/>
+          <w:color w:val="6F42C1"/>
+          <w:sz w:val="18"/>
+        </w:rPr>
+        <w:t xml:space="preserve">● 7  </w:t>
+      </w:r>
+      <w:r>
+        <w:rPr>
+          <w:rFonts w:ascii="Menlo" w:hAnsi="Menlo"/>
+          <w:color w:val="666666"/>
+          <w:sz w:val="18"/>
+        </w:rPr>
+        <w:t xml:space="preserve">        return self.w_down(F.gelu(self.w_up(x)))</w:t>
+      </w:r>
+    </w:p>
+    <w:p>
+      <w:pPr>
+        <w:spacing w:after="0"/>
+        <w:ind w:left="360"/>
+      </w:pPr>
+      <w:r>
+        <w:rPr>
+          <w:rFonts w:ascii="Menlo" w:hAnsi="Menlo"/>
+          <w:b/>
+          <w:color w:val="1865C5"/>
+          <w:sz w:val="18"/>
+        </w:rPr>
+        <w:t xml:space="preserve">● 8  </w:t>
+      </w:r>
+      <w:r>
+        <w:rPr>
+          <w:rFonts w:ascii="Menlo" w:hAnsi="Menlo"/>
+          <w:color w:val="666666"/>
+          <w:sz w:val="18"/>
+        </w:rPr>
+        <w:t xml:space="preserve"> </w:t>
+      </w:r>
+    </w:p>
+    <w:p>
+      <w:pPr>
+        <w:spacing w:after="0"/>
+        <w:ind w:left="360"/>
+      </w:pPr>
+      <w:r>
+        <w:rPr>
+          <w:rFonts w:ascii="Menlo" w:hAnsi="Menlo"/>
+          <w:b/>
+          <w:color w:val="22863A"/>
+          <w:sz w:val="18"/>
+        </w:rPr>
+        <w:t xml:space="preserve">● 9  </w:t>
+      </w:r>
+      <w:r>
+        <w:rPr>
+          <w:rFonts w:ascii="Menlo" w:hAnsi="Menlo"/>
+          <w:color w:val="666666"/>
+          <w:sz w:val="18"/>
+        </w:rPr>
+        <w:t>class SwiGLUFFN(nn.Module):</w:t>
+      </w:r>
+    </w:p>
+    <w:p>
+      <w:pPr>
+        <w:spacing w:after="0"/>
+        <w:ind w:left="360"/>
+      </w:pPr>
+      <w:r>
+        <w:rPr>
+          <w:rFonts w:ascii="Menlo" w:hAnsi="Menlo"/>
+          <w:b/>
+          <w:color w:val="E36B09"/>
+          <w:sz w:val="18"/>
+        </w:rPr>
+        <w:t xml:space="preserve">●10  </w:t>
+      </w:r>
+      <w:r>
+        <w:rPr>
+          <w:rFonts w:ascii="Menlo" w:hAnsi="Menlo"/>
+          <w:color w:val="666666"/>
+          <w:sz w:val="18"/>
+        </w:rPr>
+        <w:t xml:space="preserve">    def __init__(self, d_model=512, d_ff=1366):</w:t>
+      </w:r>
+    </w:p>
+    <w:p>
+      <w:pPr>
+        <w:spacing w:after="0"/>
+        <w:ind w:left="360"/>
+      </w:pPr>
+      <w:r>
+        <w:rPr>
+          <w:rFonts w:ascii="Menlo" w:hAnsi="Menlo"/>
+          <w:b/>
+          <w:color w:val="CB2231"/>
+          <w:sz w:val="18"/>
+        </w:rPr>
+        <w:t xml:space="preserve">●11  </w:t>
+      </w:r>
+      <w:r>
+        <w:rPr>
+          <w:rFonts w:ascii="Menlo" w:hAnsi="Menlo"/>
+          <w:color w:val="666666"/>
+          <w:sz w:val="18"/>
+        </w:rPr>
+        <w:t xml:space="preserve">        super().__init__()</w:t>
+      </w:r>
+    </w:p>
+    <w:p>
+      <w:pPr>
+        <w:spacing w:after="0"/>
+        <w:ind w:left="360"/>
+      </w:pPr>
+      <w:r>
+        <w:rPr>
+          <w:rFonts w:ascii="Menlo" w:hAnsi="Menlo"/>
+          <w:b/>
+          <w:color w:val="883DAE"/>
+          <w:sz w:val="18"/>
+        </w:rPr>
+        <w:t xml:space="preserve">●12  </w:t>
+      </w:r>
+      <w:r>
+        <w:rPr>
+          <w:rFonts w:ascii="Menlo" w:hAnsi="Menlo"/>
+          <w:color w:val="666666"/>
+          <w:sz w:val="18"/>
+        </w:rPr>
+        <w:t xml:space="preserve">        self.w_gate = nn.Linear(d_model, d_ff,   bias=False)</w:t>
+      </w:r>
+    </w:p>
+    <w:p>
+      <w:pPr>
+        <w:spacing w:after="0"/>
+        <w:ind w:left="360"/>
+      </w:pPr>
+      <w:r>
+        <w:rPr>
+          <w:rFonts w:ascii="Menlo" w:hAnsi="Menlo"/>
+          <w:b/>
+          <w:color w:val="6F42C1"/>
+          <w:sz w:val="18"/>
+        </w:rPr>
+        <w:t xml:space="preserve">●13  </w:t>
+      </w:r>
+      <w:r>
+        <w:rPr>
+          <w:rFonts w:ascii="Menlo" w:hAnsi="Menlo"/>
+          <w:color w:val="666666"/>
+          <w:sz w:val="18"/>
+        </w:rPr>
+        <w:t xml:space="preserve">        self.w_up   = nn.Linear(d_model, d_ff,   bias=False)</w:t>
+      </w:r>
+    </w:p>
+    <w:p>
+      <w:pPr>
+        <w:spacing w:after="0"/>
+        <w:ind w:left="360"/>
+      </w:pPr>
+      <w:r>
+        <w:rPr>
+          <w:rFonts w:ascii="Menlo" w:hAnsi="Menlo"/>
+          <w:b/>
+          <w:color w:val="1865C5"/>
+          <w:sz w:val="18"/>
+        </w:rPr>
+        <w:t xml:space="preserve">●14  </w:t>
+      </w:r>
+      <w:r>
+        <w:rPr>
+          <w:rFonts w:ascii="Menlo" w:hAnsi="Menlo"/>
+          <w:color w:val="666666"/>
+          <w:sz w:val="18"/>
+        </w:rPr>
+        <w:t xml:space="preserve">        self.w_down = nn.Linear(d_ff,    d_model, bias=False)</w:t>
+      </w:r>
+    </w:p>
+    <w:p>
+      <w:pPr>
+        <w:spacing w:after="0"/>
+        <w:ind w:left="360"/>
+      </w:pPr>
+      <w:r>
+        <w:rPr>
+          <w:rFonts w:ascii="Menlo" w:hAnsi="Menlo"/>
+          <w:b/>
+          <w:color w:val="22863A"/>
+          <w:sz w:val="18"/>
+        </w:rPr>
+        <w:t xml:space="preserve">●15  </w:t>
+      </w:r>
+      <w:r>
+        <w:rPr>
+          <w:rFonts w:ascii="Menlo" w:hAnsi="Menlo"/>
+          <w:color w:val="666666"/>
+          <w:sz w:val="18"/>
+        </w:rPr>
+        <w:t xml:space="preserve">    def forward(self, x):</w:t>
+      </w:r>
+    </w:p>
+    <w:p>
+      <w:pPr>
+        <w:spacing w:after="0"/>
+        <w:ind w:left="360"/>
+      </w:pPr>
+      <w:r>
+        <w:rPr>
+          <w:rFonts w:ascii="Menlo" w:hAnsi="Menlo"/>
+          <w:b/>
+          <w:color w:val="E36B09"/>
+          <w:sz w:val="18"/>
+        </w:rPr>
+        <w:t xml:space="preserve">●16  </w:t>
+      </w:r>
+      <w:r>
+        <w:rPr>
+          <w:rFonts w:ascii="Menlo" w:hAnsi="Menlo"/>
+          <w:color w:val="666666"/>
+          <w:sz w:val="18"/>
+        </w:rPr>
+        <w:t xml:space="preserve">        return self.w_down(F.silu(self.w_gate(x)) * self.w_up(x))</w:t>
+      </w:r>
+    </w:p>
+    <w:p/>
+    <w:tbl>
+      <w:tblPr>
+        <w:tblW w:type="auto" w:w="0"/>
+        <w:tblLook w:firstColumn="1" w:firstRow="1" w:lastColumn="0" w:lastRow="0" w:noHBand="0" w:noVBand="1" w:val="04A0"/>
+      </w:tblPr>
+      <w:tblGrid>
+        <w:gridCol w:w="4824"/>
+        <w:gridCol w:w="4824"/>
+      </w:tblGrid>
+      <w:tr>
+        <w:tc>
+          <w:tcPr>
+            <w:tcW w:type="dxa" w:w="4824"/>
+          </w:tcPr>
+          <w:p>
+            <w:r>
+              <w:rPr>
+                <w:b/>
+              </w:rPr>
+              <w:t>●</w:t>
+            </w:r>
+          </w:p>
+        </w:tc>
+        <w:tc>
+          <w:tcPr>
+            <w:tcW w:type="dxa" w:w="4824"/>
+          </w:tcPr>
+          <w:p>
+            <w:r>
+              <w:rPr>
+                <w:b/>
+                <w:color w:val="1865C5"/>
+              </w:rPr>
+              <w:t>What it does</w:t>
+            </w:r>
+          </w:p>
+        </w:tc>
+      </w:tr>
+      <w:tr>
+        <w:tc>
+          <w:tcPr>
+            <w:tcW w:type="dxa" w:w="4824"/>
+          </w:tcPr>
+          <w:p>
+            <w:r>
+              <w:rPr>
+                <w:b/>
+                <w:color w:val="6F42C1"/>
+              </w:rPr>
+              <w:t>●1</w:t>
+            </w:r>
+          </w:p>
+        </w:tc>
+        <w:tc>
+          <w:tcPr>
+            <w:tcW w:type="dxa" w:w="4824"/>
+          </w:tcPr>
+          <w:p>
+            <w:r>
+              <w:t>GPT-2-style FFN with GELU.</w:t>
+            </w:r>
+          </w:p>
+        </w:tc>
+      </w:tr>
+      <w:tr>
+        <w:tc>
+          <w:tcPr>
+            <w:tcW w:type="dxa" w:w="4824"/>
+          </w:tcPr>
+          <w:p>
+            <w:r>
+              <w:rPr>
+                <w:b/>
+                <w:color w:val="1865C5"/>
+              </w:rPr>
+              <w:t>●2</w:t>
+            </w:r>
+          </w:p>
+        </w:tc>
+        <w:tc>
+          <w:tcPr>
+            <w:tcW w:type="dxa" w:w="4824"/>
+          </w:tcPr>
+          <w:p>
+            <w:r>
+              <w:t>Standard 4× expansion (d_ff = 4·d_model).</w:t>
+            </w:r>
+          </w:p>
+        </w:tc>
+      </w:tr>
+      <w:tr>
+        <w:tc>
+          <w:tcPr>
+            <w:tcW w:type="dxa" w:w="4824"/>
+          </w:tcPr>
+          <w:p>
+            <w:r>
+              <w:rPr>
+                <w:b/>
+                <w:color w:val="22863A"/>
+              </w:rPr>
+              <w:t>●3</w:t>
+            </w:r>
+          </w:p>
+        </w:tc>
+        <w:tc>
+          <w:tcPr>
+            <w:tcW w:type="dxa" w:w="4824"/>
+          </w:tcPr>
+          <w:p>
+            <w:r>
+              <w:t>(continuation)</w:t>
+            </w:r>
+          </w:p>
+        </w:tc>
+      </w:tr>
+      <w:tr>
+        <w:tc>
+          <w:tcPr>
+            <w:tcW w:type="dxa" w:w="4824"/>
+          </w:tcPr>
+          <w:p>
+            <w:r>
+              <w:rPr>
+                <w:b/>
+                <w:color w:val="E36B09"/>
+              </w:rPr>
+              <w:t>●4</w:t>
+            </w:r>
+          </w:p>
+        </w:tc>
+        <w:tc>
+          <w:tcPr>
+            <w:tcW w:type="dxa" w:w="4824"/>
+          </w:tcPr>
+          <w:p>
+            <w:r>
+              <w:t>Up-projection with bias.</w:t>
+            </w:r>
+          </w:p>
+        </w:tc>
+      </w:tr>
+      <w:tr>
+        <w:tc>
+          <w:tcPr>
+            <w:tcW w:type="dxa" w:w="4824"/>
+          </w:tcPr>
+          <w:p>
+            <w:r>
+              <w:rPr>
+                <w:b/>
+                <w:color w:val="CB2231"/>
+              </w:rPr>
+              <w:t>●5</w:t>
+            </w:r>
+          </w:p>
+        </w:tc>
+        <w:tc>
+          <w:tcPr>
+            <w:tcW w:type="dxa" w:w="4824"/>
+          </w:tcPr>
+          <w:p>
+            <w:r>
+              <w:t>Down-projection with bias.</w:t>
+            </w:r>
+          </w:p>
+        </w:tc>
+      </w:tr>
+      <w:tr>
+        <w:tc>
+          <w:tcPr>
+            <w:tcW w:type="dxa" w:w="4824"/>
+          </w:tcPr>
+          <w:p>
+            <w:r>
+              <w:rPr>
+                <w:b/>
+                <w:color w:val="883DAE"/>
+              </w:rPr>
+              <w:t>●6</w:t>
+            </w:r>
+          </w:p>
+        </w:tc>
+        <w:tc>
+          <w:tcPr>
+            <w:tcW w:type="dxa" w:w="4824"/>
+          </w:tcPr>
+          <w:p>
+            <w:r>
+              <w:t>Forward — single non-linearity.</w:t>
+            </w:r>
+          </w:p>
+        </w:tc>
+      </w:tr>
+      <w:tr>
+        <w:tc>
+          <w:tcPr>
+            <w:tcW w:type="dxa" w:w="4824"/>
+          </w:tcPr>
+          <w:p>
+            <w:r>
+              <w:rPr>
+                <w:b/>
+                <w:color w:val="6F42C1"/>
+              </w:rPr>
+              <w:t>●7</w:t>
+            </w:r>
+          </w:p>
+        </w:tc>
+        <w:tc>
+          <w:tcPr>
+            <w:tcW w:type="dxa" w:w="4824"/>
+          </w:tcPr>
+          <w:p>
+            <w:r>
+              <w:t>Two-matrix flow.</w:t>
+            </w:r>
+          </w:p>
+        </w:tc>
+      </w:tr>
+      <w:tr>
+        <w:tc>
+          <w:tcPr>
+            <w:tcW w:type="dxa" w:w="4824"/>
+          </w:tcPr>
+          <w:p>
+            <w:r>
+              <w:rPr>
+                <w:b/>
+                <w:color w:val="1865C5"/>
+              </w:rPr>
+              <w:t>●8</w:t>
+            </w:r>
+          </w:p>
+        </w:tc>
+        <w:tc>
+          <w:tcPr>
+            <w:tcW w:type="dxa" w:w="4824"/>
+          </w:tcPr>
+          <w:p>
+            <w:r>
+              <w:t>(blank)</w:t>
+            </w:r>
+          </w:p>
+        </w:tc>
+      </w:tr>
+      <w:tr>
+        <w:tc>
+          <w:tcPr>
+            <w:tcW w:type="dxa" w:w="4824"/>
+          </w:tcPr>
+          <w:p>
+            <w:r>
+              <w:rPr>
+                <w:b/>
+                <w:color w:val="22863A"/>
+              </w:rPr>
+              <w:t>●9</w:t>
+            </w:r>
+          </w:p>
+        </w:tc>
+        <w:tc>
+          <w:tcPr>
+            <w:tcW w:type="dxa" w:w="4824"/>
+          </w:tcPr>
+          <w:p>
+            <w:r>
+              <w:t>Llama-style FFN with SwiGLU (gated).</w:t>
+            </w:r>
+          </w:p>
+        </w:tc>
+      </w:tr>
+      <w:tr>
+        <w:tc>
+          <w:tcPr>
+            <w:tcW w:type="dxa" w:w="4824"/>
+          </w:tcPr>
+          <w:p>
+            <w:r>
+              <w:rPr>
+                <w:b/>
+                <w:color w:val="E36B09"/>
+              </w:rPr>
+              <w:t>●10</w:t>
+            </w:r>
+          </w:p>
+        </w:tc>
+        <w:tc>
+          <w:tcPr>
+            <w:tcW w:type="dxa" w:w="4824"/>
+          </w:tcPr>
+          <w:p>
+            <w:r>
+              <w:t>2/3 × 4 × d_model to MATCH param count of GELU (3 matrices now).</w:t>
+            </w:r>
+          </w:p>
+        </w:tc>
+      </w:tr>
+      <w:tr>
+        <w:tc>
+          <w:tcPr>
+            <w:tcW w:type="dxa" w:w="4824"/>
+          </w:tcPr>
+          <w:p>
+            <w:r>
+              <w:rPr>
+                <w:b/>
+                <w:color w:val="CB2231"/>
+              </w:rPr>
+              <w:t>●11</w:t>
+            </w:r>
+          </w:p>
+        </w:tc>
+        <w:tc>
+          <w:tcPr>
+            <w:tcW w:type="dxa" w:w="4824"/>
+          </w:tcPr>
+          <w:p>
+            <w:r>
+              <w:t>(continuation)</w:t>
+            </w:r>
+          </w:p>
+        </w:tc>
+      </w:tr>
+      <w:tr>
+        <w:tc>
+          <w:tcPr>
+            <w:tcW w:type="dxa" w:w="4824"/>
+          </w:tcPr>
+          <w:p>
+            <w:r>
+              <w:rPr>
+                <w:b/>
+                <w:color w:val="883DAE"/>
+              </w:rPr>
+              <w:t>●12</w:t>
+            </w:r>
+          </w:p>
+        </w:tc>
+        <w:tc>
+          <w:tcPr>
+            <w:tcW w:type="dxa" w:w="4824"/>
+          </w:tcPr>
+          <w:p>
+            <w:r>
+              <w:t>Gate branch — produces the multiplicative mask.</w:t>
+            </w:r>
+          </w:p>
+        </w:tc>
+      </w:tr>
+      <w:tr>
+        <w:tc>
+          <w:tcPr>
+            <w:tcW w:type="dxa" w:w="4824"/>
+          </w:tcPr>
+          <w:p>
+            <w:r>
+              <w:rPr>
+                <w:b/>
+                <w:color w:val="6F42C1"/>
+              </w:rPr>
+              <w:t>●13</w:t>
+            </w:r>
+          </w:p>
+        </w:tc>
+        <w:tc>
+          <w:tcPr>
+            <w:tcW w:type="dxa" w:w="4824"/>
+          </w:tcPr>
+          <w:p>
+            <w:r>
+              <w:t>Up branch — the value path.</w:t>
+            </w:r>
+          </w:p>
+        </w:tc>
+      </w:tr>
+      <w:tr>
+        <w:tc>
+          <w:tcPr>
+            <w:tcW w:type="dxa" w:w="4824"/>
+          </w:tcPr>
+          <w:p>
+            <w:r>
+              <w:rPr>
+                <w:b/>
+                <w:color w:val="1865C5"/>
+              </w:rPr>
+              <w:t>●14</w:t>
+            </w:r>
+          </w:p>
+        </w:tc>
+        <w:tc>
+          <w:tcPr>
+            <w:tcW w:type="dxa" w:w="4824"/>
+          </w:tcPr>
+          <w:p>
+            <w:r>
+              <w:t>Down-projection.</w:t>
+            </w:r>
+          </w:p>
+        </w:tc>
+      </w:tr>
+      <w:tr>
+        <w:tc>
+          <w:tcPr>
+            <w:tcW w:type="dxa" w:w="4824"/>
+          </w:tcPr>
+          <w:p>
+            <w:r>
+              <w:rPr>
+                <w:b/>
+                <w:color w:val="22863A"/>
+              </w:rPr>
+              <w:t>●15</w:t>
+            </w:r>
+          </w:p>
+        </w:tc>
+        <w:tc>
+          <w:tcPr>
+            <w:tcW w:type="dxa" w:w="4824"/>
+          </w:tcPr>
+          <w:p>
+            <w:r>
+              <w:t>Forward — silu(gate) × up, then down.</w:t>
+            </w:r>
+          </w:p>
+        </w:tc>
+      </w:tr>
+      <w:tr>
+        <w:tc>
+          <w:tcPr>
+            <w:tcW w:type="dxa" w:w="4824"/>
+          </w:tcPr>
+          <w:p>
+            <w:r>
+              <w:rPr>
+                <w:b/>
+                <w:color w:val="E36B09"/>
+              </w:rPr>
+              <w:t>●16</w:t>
+            </w:r>
+          </w:p>
+        </w:tc>
+        <w:tc>
+          <w:tcPr>
+            <w:tcW w:type="dxa" w:w="4824"/>
+          </w:tcPr>
+          <w:p>
+            <w:r>
+              <w:t>Gating lets the model selectively suppress features.</w:t>
+            </w:r>
+          </w:p>
+        </w:tc>
+      </w:tr>
+    </w:tbl>
+    <w:p/>
+    <w:p>
+      <w:pPr>
         <w:spacing w:before="160" w:after="80"/>
       </w:pPr>
       <w:r>
@@ -2221,6 +5913,1341 @@
     </w:p>
     <w:p>
       <w:pPr>
+        <w:spacing w:after="0"/>
+        <w:ind w:left="360"/>
+      </w:pPr>
+      <w:r>
+        <w:rPr>
+          <w:rFonts w:ascii="Menlo" w:hAnsi="Menlo"/>
+          <w:b/>
+          <w:color w:val="6F42C1"/>
+          <w:sz w:val="18"/>
+        </w:rPr>
+        <w:t xml:space="preserve">● 1  </w:t>
+      </w:r>
+      <w:r>
+        <w:rPr>
+          <w:rFonts w:ascii="Menlo" w:hAnsi="Menlo"/>
+          <w:color w:val="666666"/>
+          <w:sz w:val="18"/>
+        </w:rPr>
+        <w:t>class LayerNorm(nn.Module):</w:t>
+      </w:r>
+    </w:p>
+    <w:p>
+      <w:pPr>
+        <w:spacing w:after="0"/>
+        <w:ind w:left="360"/>
+      </w:pPr>
+      <w:r>
+        <w:rPr>
+          <w:rFonts w:ascii="Menlo" w:hAnsi="Menlo"/>
+          <w:b/>
+          <w:color w:val="1865C5"/>
+          <w:sz w:val="18"/>
+        </w:rPr>
+        <w:t xml:space="preserve">● 2  </w:t>
+      </w:r>
+      <w:r>
+        <w:rPr>
+          <w:rFonts w:ascii="Menlo" w:hAnsi="Menlo"/>
+          <w:color w:val="666666"/>
+          <w:sz w:val="18"/>
+        </w:rPr>
+        <w:t xml:space="preserve">    def __init__(self, D, eps=1e-5):</w:t>
+      </w:r>
+    </w:p>
+    <w:p>
+      <w:pPr>
+        <w:spacing w:after="0"/>
+        <w:ind w:left="360"/>
+      </w:pPr>
+      <w:r>
+        <w:rPr>
+          <w:rFonts w:ascii="Menlo" w:hAnsi="Menlo"/>
+          <w:b/>
+          <w:color w:val="22863A"/>
+          <w:sz w:val="18"/>
+        </w:rPr>
+        <w:t xml:space="preserve">● 3  </w:t>
+      </w:r>
+      <w:r>
+        <w:rPr>
+          <w:rFonts w:ascii="Menlo" w:hAnsi="Menlo"/>
+          <w:color w:val="666666"/>
+          <w:sz w:val="18"/>
+        </w:rPr>
+        <w:t xml:space="preserve">        super().__init__()</w:t>
+      </w:r>
+    </w:p>
+    <w:p>
+      <w:pPr>
+        <w:spacing w:after="0"/>
+        <w:ind w:left="360"/>
+      </w:pPr>
+      <w:r>
+        <w:rPr>
+          <w:rFonts w:ascii="Menlo" w:hAnsi="Menlo"/>
+          <w:b/>
+          <w:color w:val="E36B09"/>
+          <w:sz w:val="18"/>
+        </w:rPr>
+        <w:t xml:space="preserve">● 4  </w:t>
+      </w:r>
+      <w:r>
+        <w:rPr>
+          <w:rFonts w:ascii="Menlo" w:hAnsi="Menlo"/>
+          <w:color w:val="666666"/>
+          <w:sz w:val="18"/>
+        </w:rPr>
+        <w:t xml:space="preserve">        self.g, self.b = nn.Parameter(torch.ones(D)), nn.Parameter(torch.zeros(D))</w:t>
+      </w:r>
+    </w:p>
+    <w:p>
+      <w:pPr>
+        <w:spacing w:after="0"/>
+        <w:ind w:left="360"/>
+      </w:pPr>
+      <w:r>
+        <w:rPr>
+          <w:rFonts w:ascii="Menlo" w:hAnsi="Menlo"/>
+          <w:b/>
+          <w:color w:val="CB2231"/>
+          <w:sz w:val="18"/>
+        </w:rPr>
+        <w:t xml:space="preserve">● 5  </w:t>
+      </w:r>
+      <w:r>
+        <w:rPr>
+          <w:rFonts w:ascii="Menlo" w:hAnsi="Menlo"/>
+          <w:color w:val="666666"/>
+          <w:sz w:val="18"/>
+        </w:rPr>
+        <w:t xml:space="preserve">        self.eps = eps</w:t>
+      </w:r>
+    </w:p>
+    <w:p>
+      <w:pPr>
+        <w:spacing w:after="0"/>
+        <w:ind w:left="360"/>
+      </w:pPr>
+      <w:r>
+        <w:rPr>
+          <w:rFonts w:ascii="Menlo" w:hAnsi="Menlo"/>
+          <w:b/>
+          <w:color w:val="883DAE"/>
+          <w:sz w:val="18"/>
+        </w:rPr>
+        <w:t xml:space="preserve">● 6  </w:t>
+      </w:r>
+      <w:r>
+        <w:rPr>
+          <w:rFonts w:ascii="Menlo" w:hAnsi="Menlo"/>
+          <w:color w:val="666666"/>
+          <w:sz w:val="18"/>
+        </w:rPr>
+        <w:t xml:space="preserve">    def forward(self, x):</w:t>
+      </w:r>
+    </w:p>
+    <w:p>
+      <w:pPr>
+        <w:spacing w:after="0"/>
+        <w:ind w:left="360"/>
+      </w:pPr>
+      <w:r>
+        <w:rPr>
+          <w:rFonts w:ascii="Menlo" w:hAnsi="Menlo"/>
+          <w:b/>
+          <w:color w:val="6F42C1"/>
+          <w:sz w:val="18"/>
+        </w:rPr>
+        <w:t xml:space="preserve">● 7  </w:t>
+      </w:r>
+      <w:r>
+        <w:rPr>
+          <w:rFonts w:ascii="Menlo" w:hAnsi="Menlo"/>
+          <w:color w:val="666666"/>
+          <w:sz w:val="18"/>
+        </w:rPr>
+        <w:t xml:space="preserve">        mu  = x.mean(-1, keepdim=True)</w:t>
+      </w:r>
+    </w:p>
+    <w:p>
+      <w:pPr>
+        <w:spacing w:after="0"/>
+        <w:ind w:left="360"/>
+      </w:pPr>
+      <w:r>
+        <w:rPr>
+          <w:rFonts w:ascii="Menlo" w:hAnsi="Menlo"/>
+          <w:b/>
+          <w:color w:val="1865C5"/>
+          <w:sz w:val="18"/>
+        </w:rPr>
+        <w:t xml:space="preserve">● 8  </w:t>
+      </w:r>
+      <w:r>
+        <w:rPr>
+          <w:rFonts w:ascii="Menlo" w:hAnsi="Menlo"/>
+          <w:color w:val="666666"/>
+          <w:sz w:val="18"/>
+        </w:rPr>
+        <w:t xml:space="preserve">        var = x.var (-1, keepdim=True, unbiased=False)</w:t>
+      </w:r>
+    </w:p>
+    <w:p>
+      <w:pPr>
+        <w:spacing w:after="0"/>
+        <w:ind w:left="360"/>
+      </w:pPr>
+      <w:r>
+        <w:rPr>
+          <w:rFonts w:ascii="Menlo" w:hAnsi="Menlo"/>
+          <w:b/>
+          <w:color w:val="22863A"/>
+          <w:sz w:val="18"/>
+        </w:rPr>
+        <w:t xml:space="preserve">● 9  </w:t>
+      </w:r>
+      <w:r>
+        <w:rPr>
+          <w:rFonts w:ascii="Menlo" w:hAnsi="Menlo"/>
+          <w:color w:val="666666"/>
+          <w:sz w:val="18"/>
+        </w:rPr>
+        <w:t xml:space="preserve">        return (x - mu) / (var + self.eps).sqrt() * self.g + self.b</w:t>
+      </w:r>
+    </w:p>
+    <w:p>
+      <w:pPr>
+        <w:spacing w:after="0"/>
+        <w:ind w:left="360"/>
+      </w:pPr>
+      <w:r>
+        <w:rPr>
+          <w:rFonts w:ascii="Menlo" w:hAnsi="Menlo"/>
+          <w:b/>
+          <w:color w:val="E36B09"/>
+          <w:sz w:val="18"/>
+        </w:rPr>
+        <w:t xml:space="preserve">●10  </w:t>
+      </w:r>
+      <w:r>
+        <w:rPr>
+          <w:rFonts w:ascii="Menlo" w:hAnsi="Menlo"/>
+          <w:color w:val="666666"/>
+          <w:sz w:val="18"/>
+        </w:rPr>
+        <w:t xml:space="preserve"> </w:t>
+      </w:r>
+    </w:p>
+    <w:p>
+      <w:pPr>
+        <w:spacing w:after="0"/>
+        <w:ind w:left="360"/>
+      </w:pPr>
+      <w:r>
+        <w:rPr>
+          <w:rFonts w:ascii="Menlo" w:hAnsi="Menlo"/>
+          <w:b/>
+          <w:color w:val="CB2231"/>
+          <w:sz w:val="18"/>
+        </w:rPr>
+        <w:t xml:space="preserve">●11  </w:t>
+      </w:r>
+      <w:r>
+        <w:rPr>
+          <w:rFonts w:ascii="Menlo" w:hAnsi="Menlo"/>
+          <w:color w:val="666666"/>
+          <w:sz w:val="18"/>
+        </w:rPr>
+        <w:t>class RMSNorm(nn.Module):</w:t>
+      </w:r>
+    </w:p>
+    <w:p>
+      <w:pPr>
+        <w:spacing w:after="0"/>
+        <w:ind w:left="360"/>
+      </w:pPr>
+      <w:r>
+        <w:rPr>
+          <w:rFonts w:ascii="Menlo" w:hAnsi="Menlo"/>
+          <w:b/>
+          <w:color w:val="883DAE"/>
+          <w:sz w:val="18"/>
+        </w:rPr>
+        <w:t xml:space="preserve">●12  </w:t>
+      </w:r>
+      <w:r>
+        <w:rPr>
+          <w:rFonts w:ascii="Menlo" w:hAnsi="Menlo"/>
+          <w:color w:val="666666"/>
+          <w:sz w:val="18"/>
+        </w:rPr>
+        <w:t xml:space="preserve">    def __init__(self, D, eps=1e-6):</w:t>
+      </w:r>
+    </w:p>
+    <w:p>
+      <w:pPr>
+        <w:spacing w:after="0"/>
+        <w:ind w:left="360"/>
+      </w:pPr>
+      <w:r>
+        <w:rPr>
+          <w:rFonts w:ascii="Menlo" w:hAnsi="Menlo"/>
+          <w:b/>
+          <w:color w:val="6F42C1"/>
+          <w:sz w:val="18"/>
+        </w:rPr>
+        <w:t xml:space="preserve">●13  </w:t>
+      </w:r>
+      <w:r>
+        <w:rPr>
+          <w:rFonts w:ascii="Menlo" w:hAnsi="Menlo"/>
+          <w:color w:val="666666"/>
+          <w:sz w:val="18"/>
+        </w:rPr>
+        <w:t xml:space="preserve">        super().__init__()</w:t>
+      </w:r>
+    </w:p>
+    <w:p>
+      <w:pPr>
+        <w:spacing w:after="0"/>
+        <w:ind w:left="360"/>
+      </w:pPr>
+      <w:r>
+        <w:rPr>
+          <w:rFonts w:ascii="Menlo" w:hAnsi="Menlo"/>
+          <w:b/>
+          <w:color w:val="1865C5"/>
+          <w:sz w:val="18"/>
+        </w:rPr>
+        <w:t xml:space="preserve">●14  </w:t>
+      </w:r>
+      <w:r>
+        <w:rPr>
+          <w:rFonts w:ascii="Menlo" w:hAnsi="Menlo"/>
+          <w:color w:val="666666"/>
+          <w:sz w:val="18"/>
+        </w:rPr>
+        <w:t xml:space="preserve">        self.g = nn.Parameter(torch.ones(D))</w:t>
+      </w:r>
+    </w:p>
+    <w:p>
+      <w:pPr>
+        <w:spacing w:after="0"/>
+        <w:ind w:left="360"/>
+      </w:pPr>
+      <w:r>
+        <w:rPr>
+          <w:rFonts w:ascii="Menlo" w:hAnsi="Menlo"/>
+          <w:b/>
+          <w:color w:val="22863A"/>
+          <w:sz w:val="18"/>
+        </w:rPr>
+        <w:t xml:space="preserve">●15  </w:t>
+      </w:r>
+      <w:r>
+        <w:rPr>
+          <w:rFonts w:ascii="Menlo" w:hAnsi="Menlo"/>
+          <w:color w:val="666666"/>
+          <w:sz w:val="18"/>
+        </w:rPr>
+        <w:t xml:space="preserve">        self.eps = eps</w:t>
+      </w:r>
+    </w:p>
+    <w:p>
+      <w:pPr>
+        <w:spacing w:after="0"/>
+        <w:ind w:left="360"/>
+      </w:pPr>
+      <w:r>
+        <w:rPr>
+          <w:rFonts w:ascii="Menlo" w:hAnsi="Menlo"/>
+          <w:b/>
+          <w:color w:val="E36B09"/>
+          <w:sz w:val="18"/>
+        </w:rPr>
+        <w:t xml:space="preserve">●16  </w:t>
+      </w:r>
+      <w:r>
+        <w:rPr>
+          <w:rFonts w:ascii="Menlo" w:hAnsi="Menlo"/>
+          <w:color w:val="666666"/>
+          <w:sz w:val="18"/>
+        </w:rPr>
+        <w:t xml:space="preserve">    def forward(self, x):</w:t>
+      </w:r>
+    </w:p>
+    <w:p>
+      <w:pPr>
+        <w:spacing w:after="0"/>
+        <w:ind w:left="360"/>
+      </w:pPr>
+      <w:r>
+        <w:rPr>
+          <w:rFonts w:ascii="Menlo" w:hAnsi="Menlo"/>
+          <w:b/>
+          <w:color w:val="CB2231"/>
+          <w:sz w:val="18"/>
+        </w:rPr>
+        <w:t xml:space="preserve">●17  </w:t>
+      </w:r>
+      <w:r>
+        <w:rPr>
+          <w:rFonts w:ascii="Menlo" w:hAnsi="Menlo"/>
+          <w:color w:val="666666"/>
+          <w:sz w:val="18"/>
+        </w:rPr>
+        <w:t xml:space="preserve">        rms = x.pow(2).mean(-1, keepdim=True).add(self.eps).sqrt()</w:t>
+      </w:r>
+    </w:p>
+    <w:p>
+      <w:pPr>
+        <w:spacing w:after="0"/>
+        <w:ind w:left="360"/>
+      </w:pPr>
+      <w:r>
+        <w:rPr>
+          <w:rFonts w:ascii="Menlo" w:hAnsi="Menlo"/>
+          <w:b/>
+          <w:color w:val="883DAE"/>
+          <w:sz w:val="18"/>
+        </w:rPr>
+        <w:t xml:space="preserve">●18  </w:t>
+      </w:r>
+      <w:r>
+        <w:rPr>
+          <w:rFonts w:ascii="Menlo" w:hAnsi="Menlo"/>
+          <w:color w:val="666666"/>
+          <w:sz w:val="18"/>
+        </w:rPr>
+        <w:t xml:space="preserve">        return x / rms * self.g</w:t>
+      </w:r>
+    </w:p>
+    <w:p>
+      <w:pPr>
+        <w:spacing w:after="0"/>
+        <w:ind w:left="360"/>
+      </w:pPr>
+      <w:r>
+        <w:rPr>
+          <w:rFonts w:ascii="Menlo" w:hAnsi="Menlo"/>
+          <w:b/>
+          <w:color w:val="6F42C1"/>
+          <w:sz w:val="18"/>
+        </w:rPr>
+        <w:t xml:space="preserve">●19  </w:t>
+      </w:r>
+      <w:r>
+        <w:rPr>
+          <w:rFonts w:ascii="Menlo" w:hAnsi="Menlo"/>
+          <w:color w:val="666666"/>
+          <w:sz w:val="18"/>
+        </w:rPr>
+        <w:t xml:space="preserve"> </w:t>
+      </w:r>
+    </w:p>
+    <w:p>
+      <w:pPr>
+        <w:spacing w:after="0"/>
+        <w:ind w:left="360"/>
+      </w:pPr>
+      <w:r>
+        <w:rPr>
+          <w:rFonts w:ascii="Menlo" w:hAnsi="Menlo"/>
+          <w:b/>
+          <w:color w:val="1865C5"/>
+          <w:sz w:val="18"/>
+        </w:rPr>
+        <w:t xml:space="preserve">●20  </w:t>
+      </w:r>
+      <w:r>
+        <w:rPr>
+          <w:rFonts w:ascii="Menlo" w:hAnsi="Menlo"/>
+          <w:color w:val="666666"/>
+          <w:sz w:val="18"/>
+        </w:rPr>
+        <w:t>class PreLNBlock(nn.Module):</w:t>
+      </w:r>
+    </w:p>
+    <w:p>
+      <w:pPr>
+        <w:spacing w:after="0"/>
+        <w:ind w:left="360"/>
+      </w:pPr>
+      <w:r>
+        <w:rPr>
+          <w:rFonts w:ascii="Menlo" w:hAnsi="Menlo"/>
+          <w:b/>
+          <w:color w:val="22863A"/>
+          <w:sz w:val="18"/>
+        </w:rPr>
+        <w:t xml:space="preserve">●21  </w:t>
+      </w:r>
+      <w:r>
+        <w:rPr>
+          <w:rFonts w:ascii="Menlo" w:hAnsi="Menlo"/>
+          <w:color w:val="666666"/>
+          <w:sz w:val="18"/>
+        </w:rPr>
+        <w:t xml:space="preserve">    def __init__(self, attn, ffn, D):</w:t>
+      </w:r>
+    </w:p>
+    <w:p>
+      <w:pPr>
+        <w:spacing w:after="0"/>
+        <w:ind w:left="360"/>
+      </w:pPr>
+      <w:r>
+        <w:rPr>
+          <w:rFonts w:ascii="Menlo" w:hAnsi="Menlo"/>
+          <w:b/>
+          <w:color w:val="E36B09"/>
+          <w:sz w:val="18"/>
+        </w:rPr>
+        <w:t xml:space="preserve">●22  </w:t>
+      </w:r>
+      <w:r>
+        <w:rPr>
+          <w:rFonts w:ascii="Menlo" w:hAnsi="Menlo"/>
+          <w:color w:val="666666"/>
+          <w:sz w:val="18"/>
+        </w:rPr>
+        <w:t xml:space="preserve">        super().__init__()</w:t>
+      </w:r>
+    </w:p>
+    <w:p>
+      <w:pPr>
+        <w:spacing w:after="0"/>
+        <w:ind w:left="360"/>
+      </w:pPr>
+      <w:r>
+        <w:rPr>
+          <w:rFonts w:ascii="Menlo" w:hAnsi="Menlo"/>
+          <w:b/>
+          <w:color w:val="CB2231"/>
+          <w:sz w:val="18"/>
+        </w:rPr>
+        <w:t xml:space="preserve">●23  </w:t>
+      </w:r>
+      <w:r>
+        <w:rPr>
+          <w:rFonts w:ascii="Menlo" w:hAnsi="Menlo"/>
+          <w:color w:val="666666"/>
+          <w:sz w:val="18"/>
+        </w:rPr>
+        <w:t xml:space="preserve">        self.norm1, self.norm2 = RMSNorm(D), RMSNorm(D)</w:t>
+      </w:r>
+    </w:p>
+    <w:p>
+      <w:pPr>
+        <w:spacing w:after="0"/>
+        <w:ind w:left="360"/>
+      </w:pPr>
+      <w:r>
+        <w:rPr>
+          <w:rFonts w:ascii="Menlo" w:hAnsi="Menlo"/>
+          <w:b/>
+          <w:color w:val="883DAE"/>
+          <w:sz w:val="18"/>
+        </w:rPr>
+        <w:t xml:space="preserve">●24  </w:t>
+      </w:r>
+      <w:r>
+        <w:rPr>
+          <w:rFonts w:ascii="Menlo" w:hAnsi="Menlo"/>
+          <w:color w:val="666666"/>
+          <w:sz w:val="18"/>
+        </w:rPr>
+        <w:t xml:space="preserve">        self.attn, self.ffn    = attn, ffn</w:t>
+      </w:r>
+    </w:p>
+    <w:p>
+      <w:pPr>
+        <w:spacing w:after="0"/>
+        <w:ind w:left="360"/>
+      </w:pPr>
+      <w:r>
+        <w:rPr>
+          <w:rFonts w:ascii="Menlo" w:hAnsi="Menlo"/>
+          <w:b/>
+          <w:color w:val="6F42C1"/>
+          <w:sz w:val="18"/>
+        </w:rPr>
+        <w:t xml:space="preserve">●25  </w:t>
+      </w:r>
+      <w:r>
+        <w:rPr>
+          <w:rFonts w:ascii="Menlo" w:hAnsi="Menlo"/>
+          <w:color w:val="666666"/>
+          <w:sz w:val="18"/>
+        </w:rPr>
+        <w:t xml:space="preserve">    def forward(self, x):</w:t>
+      </w:r>
+    </w:p>
+    <w:p>
+      <w:pPr>
+        <w:spacing w:after="0"/>
+        <w:ind w:left="360"/>
+      </w:pPr>
+      <w:r>
+        <w:rPr>
+          <w:rFonts w:ascii="Menlo" w:hAnsi="Menlo"/>
+          <w:b/>
+          <w:color w:val="1865C5"/>
+          <w:sz w:val="18"/>
+        </w:rPr>
+        <w:t xml:space="preserve">●26  </w:t>
+      </w:r>
+      <w:r>
+        <w:rPr>
+          <w:rFonts w:ascii="Menlo" w:hAnsi="Menlo"/>
+          <w:color w:val="666666"/>
+          <w:sz w:val="18"/>
+        </w:rPr>
+        <w:t xml:space="preserve">        x = x + self.attn(self.norm1(x))</w:t>
+      </w:r>
+    </w:p>
+    <w:p>
+      <w:pPr>
+        <w:spacing w:after="0"/>
+        <w:ind w:left="360"/>
+      </w:pPr>
+      <w:r>
+        <w:rPr>
+          <w:rFonts w:ascii="Menlo" w:hAnsi="Menlo"/>
+          <w:b/>
+          <w:color w:val="22863A"/>
+          <w:sz w:val="18"/>
+        </w:rPr>
+        <w:t xml:space="preserve">●27  </w:t>
+      </w:r>
+      <w:r>
+        <w:rPr>
+          <w:rFonts w:ascii="Menlo" w:hAnsi="Menlo"/>
+          <w:color w:val="666666"/>
+          <w:sz w:val="18"/>
+        </w:rPr>
+        <w:t xml:space="preserve">        x = x + self.ffn (self.norm2(x))</w:t>
+      </w:r>
+    </w:p>
+    <w:p>
+      <w:pPr>
+        <w:spacing w:after="0"/>
+        <w:ind w:left="360"/>
+      </w:pPr>
+      <w:r>
+        <w:rPr>
+          <w:rFonts w:ascii="Menlo" w:hAnsi="Menlo"/>
+          <w:b/>
+          <w:color w:val="E36B09"/>
+          <w:sz w:val="18"/>
+        </w:rPr>
+        <w:t xml:space="preserve">●28  </w:t>
+      </w:r>
+      <w:r>
+        <w:rPr>
+          <w:rFonts w:ascii="Menlo" w:hAnsi="Menlo"/>
+          <w:color w:val="666666"/>
+          <w:sz w:val="18"/>
+        </w:rPr>
+        <w:t xml:space="preserve">        return x</w:t>
+      </w:r>
+    </w:p>
+    <w:p/>
+    <w:tbl>
+      <w:tblPr>
+        <w:tblW w:type="auto" w:w="0"/>
+        <w:tblLook w:firstColumn="1" w:firstRow="1" w:lastColumn="0" w:lastRow="0" w:noHBand="0" w:noVBand="1" w:val="04A0"/>
+      </w:tblPr>
+      <w:tblGrid>
+        <w:gridCol w:w="4824"/>
+        <w:gridCol w:w="4824"/>
+      </w:tblGrid>
+      <w:tr>
+        <w:tc>
+          <w:tcPr>
+            <w:tcW w:type="dxa" w:w="4824"/>
+          </w:tcPr>
+          <w:p>
+            <w:r>
+              <w:rPr>
+                <w:b/>
+              </w:rPr>
+              <w:t>●</w:t>
+            </w:r>
+          </w:p>
+        </w:tc>
+        <w:tc>
+          <w:tcPr>
+            <w:tcW w:type="dxa" w:w="4824"/>
+          </w:tcPr>
+          <w:p>
+            <w:r>
+              <w:rPr>
+                <w:b/>
+                <w:color w:val="1865C5"/>
+              </w:rPr>
+              <w:t>What it does</w:t>
+            </w:r>
+          </w:p>
+        </w:tc>
+      </w:tr>
+      <w:tr>
+        <w:tc>
+          <w:tcPr>
+            <w:tcW w:type="dxa" w:w="4824"/>
+          </w:tcPr>
+          <w:p>
+            <w:r>
+              <w:rPr>
+                <w:b/>
+                <w:color w:val="6F42C1"/>
+              </w:rPr>
+              <w:t>●1</w:t>
+            </w:r>
+          </w:p>
+        </w:tc>
+        <w:tc>
+          <w:tcPr>
+            <w:tcW w:type="dxa" w:w="4824"/>
+          </w:tcPr>
+          <w:p>
+            <w:r>
+              <w:t>LayerNorm — Ba 2016 original.</w:t>
+            </w:r>
+          </w:p>
+        </w:tc>
+      </w:tr>
+      <w:tr>
+        <w:tc>
+          <w:tcPr>
+            <w:tcW w:type="dxa" w:w="4824"/>
+          </w:tcPr>
+          <w:p>
+            <w:r>
+              <w:rPr>
+                <w:b/>
+                <w:color w:val="1865C5"/>
+              </w:rPr>
+              <w:t>●2</w:t>
+            </w:r>
+          </w:p>
+        </w:tc>
+        <w:tc>
+          <w:tcPr>
+            <w:tcW w:type="dxa" w:w="4824"/>
+          </w:tcPr>
+          <w:p>
+            <w:r>
+              <w:t>γ (scale) + β (bias) per dim.</w:t>
+            </w:r>
+          </w:p>
+        </w:tc>
+      </w:tr>
+      <w:tr>
+        <w:tc>
+          <w:tcPr>
+            <w:tcW w:type="dxa" w:w="4824"/>
+          </w:tcPr>
+          <w:p>
+            <w:r>
+              <w:rPr>
+                <w:b/>
+                <w:color w:val="22863A"/>
+              </w:rPr>
+              <w:t>●3</w:t>
+            </w:r>
+          </w:p>
+        </w:tc>
+        <w:tc>
+          <w:tcPr>
+            <w:tcW w:type="dxa" w:w="4824"/>
+          </w:tcPr>
+          <w:p>
+            <w:r>
+              <w:t>(continuation)</w:t>
+            </w:r>
+          </w:p>
+        </w:tc>
+      </w:tr>
+      <w:tr>
+        <w:tc>
+          <w:tcPr>
+            <w:tcW w:type="dxa" w:w="4824"/>
+          </w:tcPr>
+          <w:p>
+            <w:r>
+              <w:rPr>
+                <w:b/>
+                <w:color w:val="E36B09"/>
+              </w:rPr>
+              <w:t>●4</w:t>
+            </w:r>
+          </w:p>
+        </w:tc>
+        <w:tc>
+          <w:tcPr>
+            <w:tcW w:type="dxa" w:w="4824"/>
+          </w:tcPr>
+          <w:p>
+            <w:r>
+              <w:t>Two learned vectors.</w:t>
+            </w:r>
+          </w:p>
+        </w:tc>
+      </w:tr>
+      <w:tr>
+        <w:tc>
+          <w:tcPr>
+            <w:tcW w:type="dxa" w:w="4824"/>
+          </w:tcPr>
+          <w:p>
+            <w:r>
+              <w:rPr>
+                <w:b/>
+                <w:color w:val="CB2231"/>
+              </w:rPr>
+              <w:t>●5</w:t>
+            </w:r>
+          </w:p>
+        </w:tc>
+        <w:tc>
+          <w:tcPr>
+            <w:tcW w:type="dxa" w:w="4824"/>
+          </w:tcPr>
+          <w:p>
+            <w:r>
+              <w:t>Epsilon for stability.</w:t>
+            </w:r>
+          </w:p>
+        </w:tc>
+      </w:tr>
+      <w:tr>
+        <w:tc>
+          <w:tcPr>
+            <w:tcW w:type="dxa" w:w="4824"/>
+          </w:tcPr>
+          <w:p>
+            <w:r>
+              <w:rPr>
+                <w:b/>
+                <w:color w:val="883DAE"/>
+              </w:rPr>
+              <w:t>●6</w:t>
+            </w:r>
+          </w:p>
+        </w:tc>
+        <w:tc>
+          <w:tcPr>
+            <w:tcW w:type="dxa" w:w="4824"/>
+          </w:tcPr>
+          <w:p>
+            <w:r>
+              <w:t>Forward.</w:t>
+            </w:r>
+          </w:p>
+        </w:tc>
+      </w:tr>
+      <w:tr>
+        <w:tc>
+          <w:tcPr>
+            <w:tcW w:type="dxa" w:w="4824"/>
+          </w:tcPr>
+          <w:p>
+            <w:r>
+              <w:rPr>
+                <w:b/>
+                <w:color w:val="6F42C1"/>
+              </w:rPr>
+              <w:t>●7</w:t>
+            </w:r>
+          </w:p>
+        </w:tc>
+        <w:tc>
+          <w:tcPr>
+            <w:tcW w:type="dxa" w:w="4824"/>
+          </w:tcPr>
+          <w:p>
+            <w:r>
+              <w:t>Per-token mean.</w:t>
+            </w:r>
+          </w:p>
+        </w:tc>
+      </w:tr>
+      <w:tr>
+        <w:tc>
+          <w:tcPr>
+            <w:tcW w:type="dxa" w:w="4824"/>
+          </w:tcPr>
+          <w:p>
+            <w:r>
+              <w:rPr>
+                <w:b/>
+                <w:color w:val="1865C5"/>
+              </w:rPr>
+              <w:t>●8</w:t>
+            </w:r>
+          </w:p>
+        </w:tc>
+        <w:tc>
+          <w:tcPr>
+            <w:tcW w:type="dxa" w:w="4824"/>
+          </w:tcPr>
+          <w:p>
+            <w:r>
+              <w:t>Per-token variance.</w:t>
+            </w:r>
+          </w:p>
+        </w:tc>
+      </w:tr>
+      <w:tr>
+        <w:tc>
+          <w:tcPr>
+            <w:tcW w:type="dxa" w:w="4824"/>
+          </w:tcPr>
+          <w:p>
+            <w:r>
+              <w:rPr>
+                <w:b/>
+                <w:color w:val="22863A"/>
+              </w:rPr>
+              <w:t>●9</w:t>
+            </w:r>
+          </w:p>
+        </w:tc>
+        <w:tc>
+          <w:tcPr>
+            <w:tcW w:type="dxa" w:w="4824"/>
+          </w:tcPr>
+          <w:p>
+            <w:r>
+              <w:t>Normalize → scale → shift.</w:t>
+            </w:r>
+          </w:p>
+        </w:tc>
+      </w:tr>
+      <w:tr>
+        <w:tc>
+          <w:tcPr>
+            <w:tcW w:type="dxa" w:w="4824"/>
+          </w:tcPr>
+          <w:p>
+            <w:r>
+              <w:rPr>
+                <w:b/>
+                <w:color w:val="E36B09"/>
+              </w:rPr>
+              <w:t>●10</w:t>
+            </w:r>
+          </w:p>
+        </w:tc>
+        <w:tc>
+          <w:tcPr>
+            <w:tcW w:type="dxa" w:w="4824"/>
+          </w:tcPr>
+          <w:p>
+            <w:r>
+              <w:t>(blank)</w:t>
+            </w:r>
+          </w:p>
+        </w:tc>
+      </w:tr>
+      <w:tr>
+        <w:tc>
+          <w:tcPr>
+            <w:tcW w:type="dxa" w:w="4824"/>
+          </w:tcPr>
+          <w:p>
+            <w:r>
+              <w:rPr>
+                <w:b/>
+                <w:color w:val="CB2231"/>
+              </w:rPr>
+              <w:t>●11</w:t>
+            </w:r>
+          </w:p>
+        </w:tc>
+        <w:tc>
+          <w:tcPr>
+            <w:tcW w:type="dxa" w:w="4824"/>
+          </w:tcPr>
+          <w:p>
+            <w:r>
+              <w:t>RMSNorm — Zhang 2019; no mean, no bias.</w:t>
+            </w:r>
+          </w:p>
+        </w:tc>
+      </w:tr>
+      <w:tr>
+        <w:tc>
+          <w:tcPr>
+            <w:tcW w:type="dxa" w:w="4824"/>
+          </w:tcPr>
+          <w:p>
+            <w:r>
+              <w:rPr>
+                <w:b/>
+                <w:color w:val="883DAE"/>
+              </w:rPr>
+              <w:t>●12</w:t>
+            </w:r>
+          </w:p>
+        </w:tc>
+        <w:tc>
+          <w:tcPr>
+            <w:tcW w:type="dxa" w:w="4824"/>
+          </w:tcPr>
+          <w:p>
+            <w:r>
+              <w:t>ONE learned vector γ.</w:t>
+            </w:r>
+          </w:p>
+        </w:tc>
+      </w:tr>
+      <w:tr>
+        <w:tc>
+          <w:tcPr>
+            <w:tcW w:type="dxa" w:w="4824"/>
+          </w:tcPr>
+          <w:p>
+            <w:r>
+              <w:rPr>
+                <w:b/>
+                <w:color w:val="6F42C1"/>
+              </w:rPr>
+              <w:t>●13</w:t>
+            </w:r>
+          </w:p>
+        </w:tc>
+        <w:tc>
+          <w:tcPr>
+            <w:tcW w:type="dxa" w:w="4824"/>
+          </w:tcPr>
+          <w:p>
+            <w:r>
+              <w:t>(continuation)</w:t>
+            </w:r>
+          </w:p>
+        </w:tc>
+      </w:tr>
+      <w:tr>
+        <w:tc>
+          <w:tcPr>
+            <w:tcW w:type="dxa" w:w="4824"/>
+          </w:tcPr>
+          <w:p>
+            <w:r>
+              <w:rPr>
+                <w:b/>
+                <w:color w:val="1865C5"/>
+              </w:rPr>
+              <w:t>●14</w:t>
+            </w:r>
+          </w:p>
+        </w:tc>
+        <w:tc>
+          <w:tcPr>
+            <w:tcW w:type="dxa" w:w="4824"/>
+          </w:tcPr>
+          <w:p>
+            <w:r>
+              <w:t>Epsilon.</w:t>
+            </w:r>
+          </w:p>
+        </w:tc>
+      </w:tr>
+      <w:tr>
+        <w:tc>
+          <w:tcPr>
+            <w:tcW w:type="dxa" w:w="4824"/>
+          </w:tcPr>
+          <w:p>
+            <w:r>
+              <w:rPr>
+                <w:b/>
+                <w:color w:val="22863A"/>
+              </w:rPr>
+              <w:t>●15</w:t>
+            </w:r>
+          </w:p>
+        </w:tc>
+        <w:tc>
+          <w:tcPr>
+            <w:tcW w:type="dxa" w:w="4824"/>
+          </w:tcPr>
+          <w:p>
+            <w:r>
+              <w:t>Forward.</w:t>
+            </w:r>
+          </w:p>
+        </w:tc>
+      </w:tr>
+      <w:tr>
+        <w:tc>
+          <w:tcPr>
+            <w:tcW w:type="dxa" w:w="4824"/>
+          </w:tcPr>
+          <w:p>
+            <w:r>
+              <w:rPr>
+                <w:b/>
+                <w:color w:val="E36B09"/>
+              </w:rPr>
+              <w:t>●16</w:t>
+            </w:r>
+          </w:p>
+        </w:tc>
+        <w:tc>
+          <w:tcPr>
+            <w:tcW w:type="dxa" w:w="4824"/>
+          </w:tcPr>
+          <w:p>
+            <w:r>
+              <w:t>Root-mean-square (no centering).</w:t>
+            </w:r>
+          </w:p>
+        </w:tc>
+      </w:tr>
+      <w:tr>
+        <w:tc>
+          <w:tcPr>
+            <w:tcW w:type="dxa" w:w="4824"/>
+          </w:tcPr>
+          <w:p>
+            <w:r>
+              <w:rPr>
+                <w:b/>
+                <w:color w:val="CB2231"/>
+              </w:rPr>
+              <w:t>●17</w:t>
+            </w:r>
+          </w:p>
+        </w:tc>
+        <w:tc>
+          <w:tcPr>
+            <w:tcW w:type="dxa" w:w="4824"/>
+          </w:tcPr>
+          <w:p>
+            <w:r>
+              <w:t>Divide and scale; saves a mean op + the bias add.</w:t>
+            </w:r>
+          </w:p>
+        </w:tc>
+      </w:tr>
+      <w:tr>
+        <w:tc>
+          <w:tcPr>
+            <w:tcW w:type="dxa" w:w="4824"/>
+          </w:tcPr>
+          <w:p>
+            <w:r>
+              <w:rPr>
+                <w:b/>
+                <w:color w:val="883DAE"/>
+              </w:rPr>
+              <w:t>●18</w:t>
+            </w:r>
+          </w:p>
+        </w:tc>
+        <w:tc>
+          <w:tcPr>
+            <w:tcW w:type="dxa" w:w="4824"/>
+          </w:tcPr>
+          <w:p>
+            <w:r>
+              <w:t>(blank)</w:t>
+            </w:r>
+          </w:p>
+        </w:tc>
+      </w:tr>
+      <w:tr>
+        <w:tc>
+          <w:tcPr>
+            <w:tcW w:type="dxa" w:w="4824"/>
+          </w:tcPr>
+          <w:p>
+            <w:r>
+              <w:rPr>
+                <w:b/>
+                <w:color w:val="6F42C1"/>
+              </w:rPr>
+              <w:t>●19</w:t>
+            </w:r>
+          </w:p>
+        </w:tc>
+        <w:tc>
+          <w:tcPr>
+            <w:tcW w:type="dxa" w:w="4824"/>
+          </w:tcPr>
+          <w:p>
+            <w:r>
+              <w:t>Pre-LN transformer block — modern (Llama-3).</w:t>
+            </w:r>
+          </w:p>
+        </w:tc>
+      </w:tr>
+      <w:tr>
+        <w:tc>
+          <w:tcPr>
+            <w:tcW w:type="dxa" w:w="4824"/>
+          </w:tcPr>
+          <w:p>
+            <w:r>
+              <w:rPr>
+                <w:b/>
+                <w:color w:val="1865C5"/>
+              </w:rPr>
+              <w:t>●20</w:t>
+            </w:r>
+          </w:p>
+        </w:tc>
+        <w:tc>
+          <w:tcPr>
+            <w:tcW w:type="dxa" w:w="4824"/>
+          </w:tcPr>
+          <w:p>
+            <w:r>
+              <w:t>Two RMSNorms.</w:t>
+            </w:r>
+          </w:p>
+        </w:tc>
+      </w:tr>
+      <w:tr>
+        <w:tc>
+          <w:tcPr>
+            <w:tcW w:type="dxa" w:w="4824"/>
+          </w:tcPr>
+          <w:p>
+            <w:r>
+              <w:rPr>
+                <w:b/>
+                <w:color w:val="22863A"/>
+              </w:rPr>
+              <w:t>●21</w:t>
+            </w:r>
+          </w:p>
+        </w:tc>
+        <w:tc>
+          <w:tcPr>
+            <w:tcW w:type="dxa" w:w="4824"/>
+          </w:tcPr>
+          <w:p>
+            <w:r>
+              <w:t>Sub-modules.</w:t>
+            </w:r>
+          </w:p>
+        </w:tc>
+      </w:tr>
+      <w:tr>
+        <w:tc>
+          <w:tcPr>
+            <w:tcW w:type="dxa" w:w="4824"/>
+          </w:tcPr>
+          <w:p>
+            <w:r>
+              <w:rPr>
+                <w:b/>
+                <w:color w:val="E36B09"/>
+              </w:rPr>
+              <w:t>●22</w:t>
+            </w:r>
+          </w:p>
+        </w:tc>
+        <w:tc>
+          <w:tcPr>
+            <w:tcW w:type="dxa" w:w="4824"/>
+          </w:tcPr>
+          <w:p>
+            <w:r>
+              <w:t>Forward — NORM INSIDE the residual (Pre-LN).</w:t>
+            </w:r>
+          </w:p>
+        </w:tc>
+      </w:tr>
+      <w:tr>
+        <w:tc>
+          <w:tcPr>
+            <w:tcW w:type="dxa" w:w="4824"/>
+          </w:tcPr>
+          <w:p>
+            <w:r>
+              <w:rPr>
+                <w:b/>
+                <w:color w:val="CB2231"/>
+              </w:rPr>
+              <w:t>●23</w:t>
+            </w:r>
+          </w:p>
+        </w:tc>
+        <w:tc>
+          <w:tcPr>
+            <w:tcW w:type="dxa" w:w="4824"/>
+          </w:tcPr>
+          <w:p>
+            <w:r>
+              <w:t>Attention with norm-before.</w:t>
+            </w:r>
+          </w:p>
+        </w:tc>
+      </w:tr>
+      <w:tr>
+        <w:tc>
+          <w:tcPr>
+            <w:tcW w:type="dxa" w:w="4824"/>
+          </w:tcPr>
+          <w:p>
+            <w:r>
+              <w:rPr>
+                <w:b/>
+                <w:color w:val="883DAE"/>
+              </w:rPr>
+              <w:t>●24</w:t>
+            </w:r>
+          </w:p>
+        </w:tc>
+        <w:tc>
+          <w:tcPr>
+            <w:tcW w:type="dxa" w:w="4824"/>
+          </w:tcPr>
+          <w:p>
+            <w:r>
+              <w:t>FFN with norm-before.</w:t>
+            </w:r>
+          </w:p>
+        </w:tc>
+      </w:tr>
+      <w:tr>
+        <w:tc>
+          <w:tcPr>
+            <w:tcW w:type="dxa" w:w="4824"/>
+          </w:tcPr>
+          <w:p>
+            <w:r>
+              <w:rPr>
+                <w:b/>
+                <w:color w:val="6F42C1"/>
+              </w:rPr>
+              <w:t>●25</w:t>
+            </w:r>
+          </w:p>
+        </w:tc>
+        <w:tc>
+          <w:tcPr>
+            <w:tcW w:type="dxa" w:w="4824"/>
+          </w:tcPr>
+          <w:p>
+            <w:r>
+              <w:t>Return.</w:t>
+            </w:r>
+          </w:p>
+        </w:tc>
+      </w:tr>
+    </w:tbl>
+    <w:p/>
+    <w:p>
+      <w:pPr>
         <w:spacing w:before="160" w:after="80"/>
       </w:pPr>
       <w:r>
@@ -2349,6 +7376,1076 @@
         <w:t>The lesson: the modern architecture is the CUMULATIVE result of small, additive wins (each ~5-10% PPL), none individually revolutionary. RoPE is the largest jump; SwiGLU second. GQA is break-even on quality but huge on inference speed (Section 4). Every frontier-lab paper now reports this way — 'we changed X, kept everything else, see Y % improvement.'</w:t>
       </w:r>
     </w:p>
+    <w:p>
+      <w:pPr>
+        <w:spacing w:after="0"/>
+        <w:ind w:left="360"/>
+      </w:pPr>
+      <w:r>
+        <w:rPr>
+          <w:rFonts w:ascii="Menlo" w:hAnsi="Menlo"/>
+          <w:b/>
+          <w:color w:val="6F42C1"/>
+          <w:sz w:val="18"/>
+        </w:rPr>
+        <w:t xml:space="preserve">● 1  </w:t>
+      </w:r>
+      <w:r>
+        <w:rPr>
+          <w:rFonts w:ascii="Menlo" w:hAnsi="Menlo"/>
+          <w:color w:val="666666"/>
+          <w:sz w:val="18"/>
+        </w:rPr>
+        <w:t>PHASES = {</w:t>
+      </w:r>
+    </w:p>
+    <w:p>
+      <w:pPr>
+        <w:spacing w:after="0"/>
+        <w:ind w:left="360"/>
+      </w:pPr>
+      <w:r>
+        <w:rPr>
+          <w:rFonts w:ascii="Menlo" w:hAnsi="Menlo"/>
+          <w:b/>
+          <w:color w:val="1865C5"/>
+          <w:sz w:val="18"/>
+        </w:rPr>
+        <w:t xml:space="preserve">● 2  </w:t>
+      </w:r>
+      <w:r>
+        <w:rPr>
+          <w:rFonts w:ascii="Menlo" w:hAnsi="Menlo"/>
+          <w:color w:val="666666"/>
+          <w:sz w:val="18"/>
+        </w:rPr>
+        <w:t xml:space="preserve">    "phase_0": dict(pe="absolute",   attn="MHA", act="GELU",   norm="LayerNorm",</w:t>
+      </w:r>
+    </w:p>
+    <w:p>
+      <w:pPr>
+        <w:spacing w:after="0"/>
+        <w:ind w:left="360"/>
+      </w:pPr>
+      <w:r>
+        <w:rPr>
+          <w:rFonts w:ascii="Menlo" w:hAnsi="Menlo"/>
+          <w:b/>
+          <w:color w:val="22863A"/>
+          <w:sz w:val="18"/>
+        </w:rPr>
+        <w:t xml:space="preserve">● 3  </w:t>
+      </w:r>
+      <w:r>
+        <w:rPr>
+          <w:rFonts w:ascii="Menlo" w:hAnsi="Menlo"/>
+          <w:color w:val="666666"/>
+          <w:sz w:val="18"/>
+        </w:rPr>
+        <w:t xml:space="preserve">                    layout="post_ln", bias=True),</w:t>
+      </w:r>
+    </w:p>
+    <w:p>
+      <w:pPr>
+        <w:spacing w:after="0"/>
+        <w:ind w:left="360"/>
+      </w:pPr>
+      <w:r>
+        <w:rPr>
+          <w:rFonts w:ascii="Menlo" w:hAnsi="Menlo"/>
+          <w:b/>
+          <w:color w:val="E36B09"/>
+          <w:sz w:val="18"/>
+        </w:rPr>
+        <w:t xml:space="preserve">● 4  </w:t>
+      </w:r>
+      <w:r>
+        <w:rPr>
+          <w:rFonts w:ascii="Menlo" w:hAnsi="Menlo"/>
+          <w:color w:val="666666"/>
+          <w:sz w:val="18"/>
+        </w:rPr>
+        <w:t xml:space="preserve">    "phase_1": dict(pe="rope",       attn="MHA", act="GELU",   norm="LayerNorm",</w:t>
+      </w:r>
+    </w:p>
+    <w:p>
+      <w:pPr>
+        <w:spacing w:after="0"/>
+        <w:ind w:left="360"/>
+      </w:pPr>
+      <w:r>
+        <w:rPr>
+          <w:rFonts w:ascii="Menlo" w:hAnsi="Menlo"/>
+          <w:b/>
+          <w:color w:val="CB2231"/>
+          <w:sz w:val="18"/>
+        </w:rPr>
+        <w:t xml:space="preserve">● 5  </w:t>
+      </w:r>
+      <w:r>
+        <w:rPr>
+          <w:rFonts w:ascii="Menlo" w:hAnsi="Menlo"/>
+          <w:color w:val="666666"/>
+          <w:sz w:val="18"/>
+        </w:rPr>
+        <w:t xml:space="preserve">                    layout="pre_ln",  bias=True),</w:t>
+      </w:r>
+    </w:p>
+    <w:p>
+      <w:pPr>
+        <w:spacing w:after="0"/>
+        <w:ind w:left="360"/>
+      </w:pPr>
+      <w:r>
+        <w:rPr>
+          <w:rFonts w:ascii="Menlo" w:hAnsi="Menlo"/>
+          <w:b/>
+          <w:color w:val="883DAE"/>
+          <w:sz w:val="18"/>
+        </w:rPr>
+        <w:t xml:space="preserve">● 6  </w:t>
+      </w:r>
+      <w:r>
+        <w:rPr>
+          <w:rFonts w:ascii="Menlo" w:hAnsi="Menlo"/>
+          <w:color w:val="666666"/>
+          <w:sz w:val="18"/>
+        </w:rPr>
+        <w:t xml:space="preserve">    "phase_2": dict(pe="rope",       attn="GQA", act="GELU",   norm="LayerNorm",</w:t>
+      </w:r>
+    </w:p>
+    <w:p>
+      <w:pPr>
+        <w:spacing w:after="0"/>
+        <w:ind w:left="360"/>
+      </w:pPr>
+      <w:r>
+        <w:rPr>
+          <w:rFonts w:ascii="Menlo" w:hAnsi="Menlo"/>
+          <w:b/>
+          <w:color w:val="6F42C1"/>
+          <w:sz w:val="18"/>
+        </w:rPr>
+        <w:t xml:space="preserve">● 7  </w:t>
+      </w:r>
+      <w:r>
+        <w:rPr>
+          <w:rFonts w:ascii="Menlo" w:hAnsi="Menlo"/>
+          <w:color w:val="666666"/>
+          <w:sz w:val="18"/>
+        </w:rPr>
+        <w:t xml:space="preserve">                    layout="pre_ln",  bias=True),</w:t>
+      </w:r>
+    </w:p>
+    <w:p>
+      <w:pPr>
+        <w:spacing w:after="0"/>
+        <w:ind w:left="360"/>
+      </w:pPr>
+      <w:r>
+        <w:rPr>
+          <w:rFonts w:ascii="Menlo" w:hAnsi="Menlo"/>
+          <w:b/>
+          <w:color w:val="1865C5"/>
+          <w:sz w:val="18"/>
+        </w:rPr>
+        <w:t xml:space="preserve">● 8  </w:t>
+      </w:r>
+      <w:r>
+        <w:rPr>
+          <w:rFonts w:ascii="Menlo" w:hAnsi="Menlo"/>
+          <w:color w:val="666666"/>
+          <w:sz w:val="18"/>
+        </w:rPr>
+        <w:t xml:space="preserve">    "phase_3": dict(pe="rope",       attn="GQA", act="SwiGLU", norm="LayerNorm",</w:t>
+      </w:r>
+    </w:p>
+    <w:p>
+      <w:pPr>
+        <w:spacing w:after="0"/>
+        <w:ind w:left="360"/>
+      </w:pPr>
+      <w:r>
+        <w:rPr>
+          <w:rFonts w:ascii="Menlo" w:hAnsi="Menlo"/>
+          <w:b/>
+          <w:color w:val="22863A"/>
+          <w:sz w:val="18"/>
+        </w:rPr>
+        <w:t xml:space="preserve">● 9  </w:t>
+      </w:r>
+      <w:r>
+        <w:rPr>
+          <w:rFonts w:ascii="Menlo" w:hAnsi="Menlo"/>
+          <w:color w:val="666666"/>
+          <w:sz w:val="18"/>
+        </w:rPr>
+        <w:t xml:space="preserve">                    layout="pre_ln",  bias=True),</w:t>
+      </w:r>
+    </w:p>
+    <w:p>
+      <w:pPr>
+        <w:spacing w:after="0"/>
+        <w:ind w:left="360"/>
+      </w:pPr>
+      <w:r>
+        <w:rPr>
+          <w:rFonts w:ascii="Menlo" w:hAnsi="Menlo"/>
+          <w:b/>
+          <w:color w:val="E36B09"/>
+          <w:sz w:val="18"/>
+        </w:rPr>
+        <w:t xml:space="preserve">●10  </w:t>
+      </w:r>
+      <w:r>
+        <w:rPr>
+          <w:rFonts w:ascii="Menlo" w:hAnsi="Menlo"/>
+          <w:color w:val="666666"/>
+          <w:sz w:val="18"/>
+        </w:rPr>
+        <w:t xml:space="preserve">    "phase_4": dict(pe="rope",       attn="GQA", act="SwiGLU", norm="RMSNorm",</w:t>
+      </w:r>
+    </w:p>
+    <w:p>
+      <w:pPr>
+        <w:spacing w:after="0"/>
+        <w:ind w:left="360"/>
+      </w:pPr>
+      <w:r>
+        <w:rPr>
+          <w:rFonts w:ascii="Menlo" w:hAnsi="Menlo"/>
+          <w:b/>
+          <w:color w:val="CB2231"/>
+          <w:sz w:val="18"/>
+        </w:rPr>
+        <w:t xml:space="preserve">●11  </w:t>
+      </w:r>
+      <w:r>
+        <w:rPr>
+          <w:rFonts w:ascii="Menlo" w:hAnsi="Menlo"/>
+          <w:color w:val="666666"/>
+          <w:sz w:val="18"/>
+        </w:rPr>
+        <w:t xml:space="preserve">                    layout="pre_ln",  bias=False),</w:t>
+      </w:r>
+    </w:p>
+    <w:p>
+      <w:pPr>
+        <w:spacing w:after="0"/>
+        <w:ind w:left="360"/>
+      </w:pPr>
+      <w:r>
+        <w:rPr>
+          <w:rFonts w:ascii="Menlo" w:hAnsi="Menlo"/>
+          <w:b/>
+          <w:color w:val="883DAE"/>
+          <w:sz w:val="18"/>
+        </w:rPr>
+        <w:t xml:space="preserve">●12  </w:t>
+      </w:r>
+      <w:r>
+        <w:rPr>
+          <w:rFonts w:ascii="Menlo" w:hAnsi="Menlo"/>
+          <w:color w:val="666666"/>
+          <w:sz w:val="18"/>
+        </w:rPr>
+        <w:t>}</w:t>
+      </w:r>
+    </w:p>
+    <w:p>
+      <w:pPr>
+        <w:spacing w:after="0"/>
+        <w:ind w:left="360"/>
+      </w:pPr>
+      <w:r>
+        <w:rPr>
+          <w:rFonts w:ascii="Menlo" w:hAnsi="Menlo"/>
+          <w:b/>
+          <w:color w:val="6F42C1"/>
+          <w:sz w:val="18"/>
+        </w:rPr>
+        <w:t xml:space="preserve">●13  </w:t>
+      </w:r>
+      <w:r>
+        <w:rPr>
+          <w:rFonts w:ascii="Menlo" w:hAnsi="Menlo"/>
+          <w:color w:val="666666"/>
+          <w:sz w:val="18"/>
+        </w:rPr>
+        <w:t xml:space="preserve"> </w:t>
+      </w:r>
+    </w:p>
+    <w:p>
+      <w:pPr>
+        <w:spacing w:after="0"/>
+        <w:ind w:left="360"/>
+      </w:pPr>
+      <w:r>
+        <w:rPr>
+          <w:rFonts w:ascii="Menlo" w:hAnsi="Menlo"/>
+          <w:b/>
+          <w:color w:val="1865C5"/>
+          <w:sz w:val="18"/>
+        </w:rPr>
+        <w:t xml:space="preserve">●14  </w:t>
+      </w:r>
+      <w:r>
+        <w:rPr>
+          <w:rFonts w:ascii="Menlo" w:hAnsi="Menlo"/>
+          <w:color w:val="666666"/>
+          <w:sz w:val="18"/>
+        </w:rPr>
+        <w:t>def build_model(cfg, d_model=256, n_layers=6, vocab=8192):</w:t>
+      </w:r>
+    </w:p>
+    <w:p>
+      <w:pPr>
+        <w:spacing w:after="0"/>
+        <w:ind w:left="360"/>
+      </w:pPr>
+      <w:r>
+        <w:rPr>
+          <w:rFonts w:ascii="Menlo" w:hAnsi="Menlo"/>
+          <w:b/>
+          <w:color w:val="22863A"/>
+          <w:sz w:val="18"/>
+        </w:rPr>
+        <w:t xml:space="preserve">●15  </w:t>
+      </w:r>
+      <w:r>
+        <w:rPr>
+          <w:rFonts w:ascii="Menlo" w:hAnsi="Menlo"/>
+          <w:color w:val="666666"/>
+          <w:sz w:val="18"/>
+        </w:rPr>
+        <w:t xml:space="preserve">    attn_cls = {"MHA": (8, 8), "GQA": (8, 2), "MQA": (8, 1)}[cfg["attn"]]</w:t>
+      </w:r>
+    </w:p>
+    <w:p>
+      <w:pPr>
+        <w:spacing w:after="0"/>
+        <w:ind w:left="360"/>
+      </w:pPr>
+      <w:r>
+        <w:rPr>
+          <w:rFonts w:ascii="Menlo" w:hAnsi="Menlo"/>
+          <w:b/>
+          <w:color w:val="E36B09"/>
+          <w:sz w:val="18"/>
+        </w:rPr>
+        <w:t xml:space="preserve">●16  </w:t>
+      </w:r>
+      <w:r>
+        <w:rPr>
+          <w:rFonts w:ascii="Menlo" w:hAnsi="Menlo"/>
+          <w:color w:val="666666"/>
+          <w:sz w:val="18"/>
+        </w:rPr>
+        <w:t xml:space="preserve">    norm_cls = {"LayerNorm": LayerNorm, "RMSNorm": RMSNorm}[cfg["norm"]]</w:t>
+      </w:r>
+    </w:p>
+    <w:p>
+      <w:pPr>
+        <w:spacing w:after="0"/>
+        <w:ind w:left="360"/>
+      </w:pPr>
+      <w:r>
+        <w:rPr>
+          <w:rFonts w:ascii="Menlo" w:hAnsi="Menlo"/>
+          <w:b/>
+          <w:color w:val="CB2231"/>
+          <w:sz w:val="18"/>
+        </w:rPr>
+        <w:t xml:space="preserve">●17  </w:t>
+      </w:r>
+      <w:r>
+        <w:rPr>
+          <w:rFonts w:ascii="Menlo" w:hAnsi="Menlo"/>
+          <w:color w:val="666666"/>
+          <w:sz w:val="18"/>
+        </w:rPr>
+        <w:t xml:space="preserve">    ffn_cls  = {"GELU": GeluFFN, "SwiGLU": SwiGLUFFN}[cfg["act"]]</w:t>
+      </w:r>
+    </w:p>
+    <w:p>
+      <w:pPr>
+        <w:spacing w:after="0"/>
+        <w:ind w:left="360"/>
+      </w:pPr>
+      <w:r>
+        <w:rPr>
+          <w:rFonts w:ascii="Menlo" w:hAnsi="Menlo"/>
+          <w:b/>
+          <w:color w:val="883DAE"/>
+          <w:sz w:val="18"/>
+        </w:rPr>
+        <w:t xml:space="preserve">●18  </w:t>
+      </w:r>
+      <w:r>
+        <w:rPr>
+          <w:rFonts w:ascii="Menlo" w:hAnsi="Menlo"/>
+          <w:color w:val="666666"/>
+          <w:sz w:val="18"/>
+        </w:rPr>
+        <w:t xml:space="preserve">    return f"Built {cfg}"</w:t>
+      </w:r>
+    </w:p>
+    <w:p>
+      <w:pPr>
+        <w:spacing w:after="0"/>
+        <w:ind w:left="360"/>
+      </w:pPr>
+      <w:r>
+        <w:rPr>
+          <w:rFonts w:ascii="Menlo" w:hAnsi="Menlo"/>
+          <w:b/>
+          <w:color w:val="6F42C1"/>
+          <w:sz w:val="18"/>
+        </w:rPr>
+        <w:t xml:space="preserve">●19  </w:t>
+      </w:r>
+      <w:r>
+        <w:rPr>
+          <w:rFonts w:ascii="Menlo" w:hAnsi="Menlo"/>
+          <w:color w:val="666666"/>
+          <w:sz w:val="18"/>
+        </w:rPr>
+        <w:t xml:space="preserve"> </w:t>
+      </w:r>
+    </w:p>
+    <w:p>
+      <w:pPr>
+        <w:spacing w:after="0"/>
+        <w:ind w:left="360"/>
+      </w:pPr>
+      <w:r>
+        <w:rPr>
+          <w:rFonts w:ascii="Menlo" w:hAnsi="Menlo"/>
+          <w:b/>
+          <w:color w:val="1865C5"/>
+          <w:sz w:val="18"/>
+        </w:rPr>
+        <w:t xml:space="preserve">●20  </w:t>
+      </w:r>
+      <w:r>
+        <w:rPr>
+          <w:rFonts w:ascii="Menlo" w:hAnsi="Menlo"/>
+          <w:color w:val="666666"/>
+          <w:sz w:val="18"/>
+        </w:rPr>
+        <w:t>for name, cfg in PHASES.items():</w:t>
+      </w:r>
+    </w:p>
+    <w:p>
+      <w:pPr>
+        <w:spacing w:after="0"/>
+        <w:ind w:left="360"/>
+      </w:pPr>
+      <w:r>
+        <w:rPr>
+          <w:rFonts w:ascii="Menlo" w:hAnsi="Menlo"/>
+          <w:b/>
+          <w:color w:val="22863A"/>
+          <w:sz w:val="18"/>
+        </w:rPr>
+        <w:t xml:space="preserve">●21  </w:t>
+      </w:r>
+      <w:r>
+        <w:rPr>
+          <w:rFonts w:ascii="Menlo" w:hAnsi="Menlo"/>
+          <w:color w:val="666666"/>
+          <w:sz w:val="18"/>
+        </w:rPr>
+        <w:t xml:space="preserve">    print(name, "→", build_model(cfg))</w:t>
+      </w:r>
+    </w:p>
+    <w:p/>
+    <w:tbl>
+      <w:tblPr>
+        <w:tblW w:type="auto" w:w="0"/>
+        <w:tblLook w:firstColumn="1" w:firstRow="1" w:lastColumn="0" w:lastRow="0" w:noHBand="0" w:noVBand="1" w:val="04A0"/>
+      </w:tblPr>
+      <w:tblGrid>
+        <w:gridCol w:w="4824"/>
+        <w:gridCol w:w="4824"/>
+      </w:tblGrid>
+      <w:tr>
+        <w:tc>
+          <w:tcPr>
+            <w:tcW w:type="dxa" w:w="4824"/>
+          </w:tcPr>
+          <w:p>
+            <w:r>
+              <w:rPr>
+                <w:b/>
+              </w:rPr>
+              <w:t>●</w:t>
+            </w:r>
+          </w:p>
+        </w:tc>
+        <w:tc>
+          <w:tcPr>
+            <w:tcW w:type="dxa" w:w="4824"/>
+          </w:tcPr>
+          <w:p>
+            <w:r>
+              <w:rPr>
+                <w:b/>
+                <w:color w:val="1865C5"/>
+              </w:rPr>
+              <w:t>What it does</w:t>
+            </w:r>
+          </w:p>
+        </w:tc>
+      </w:tr>
+      <w:tr>
+        <w:tc>
+          <w:tcPr>
+            <w:tcW w:type="dxa" w:w="4824"/>
+          </w:tcPr>
+          <w:p>
+            <w:r>
+              <w:rPr>
+                <w:b/>
+                <w:color w:val="6F42C1"/>
+              </w:rPr>
+              <w:t>●1</w:t>
+            </w:r>
+          </w:p>
+        </w:tc>
+        <w:tc>
+          <w:tcPr>
+            <w:tcW w:type="dxa" w:w="4824"/>
+          </w:tcPr>
+          <w:p>
+            <w:r>
+              <w:t>PHASES dict — flip ONE flag at a time.</w:t>
+            </w:r>
+          </w:p>
+        </w:tc>
+      </w:tr>
+      <w:tr>
+        <w:tc>
+          <w:tcPr>
+            <w:tcW w:type="dxa" w:w="4824"/>
+          </w:tcPr>
+          <w:p>
+            <w:r>
+              <w:rPr>
+                <w:b/>
+                <w:color w:val="1865C5"/>
+              </w:rPr>
+              <w:t>●2</w:t>
+            </w:r>
+          </w:p>
+        </w:tc>
+        <w:tc>
+          <w:tcPr>
+            <w:tcW w:type="dxa" w:w="4824"/>
+          </w:tcPr>
+          <w:p>
+            <w:r>
+              <w:t>Baseline: Absolute PE + MHA + GELU + Post-LN + LayerNorm + biases.</w:t>
+            </w:r>
+          </w:p>
+        </w:tc>
+      </w:tr>
+      <w:tr>
+        <w:tc>
+          <w:tcPr>
+            <w:tcW w:type="dxa" w:w="4824"/>
+          </w:tcPr>
+          <w:p>
+            <w:r>
+              <w:rPr>
+                <w:b/>
+                <w:color w:val="22863A"/>
+              </w:rPr>
+              <w:t>●3</w:t>
+            </w:r>
+          </w:p>
+        </w:tc>
+        <w:tc>
+          <w:tcPr>
+            <w:tcW w:type="dxa" w:w="4824"/>
+          </w:tcPr>
+          <w:p>
+            <w:r>
+              <w:t>(continuation)</w:t>
+            </w:r>
+          </w:p>
+        </w:tc>
+      </w:tr>
+      <w:tr>
+        <w:tc>
+          <w:tcPr>
+            <w:tcW w:type="dxa" w:w="4824"/>
+          </w:tcPr>
+          <w:p>
+            <w:r>
+              <w:rPr>
+                <w:b/>
+                <w:color w:val="E36B09"/>
+              </w:rPr>
+              <w:t>●4</w:t>
+            </w:r>
+          </w:p>
+        </w:tc>
+        <w:tc>
+          <w:tcPr>
+            <w:tcW w:type="dxa" w:w="4824"/>
+          </w:tcPr>
+          <w:p>
+            <w:r>
+              <w:t>Phase 1: only PE changed (Abs → RoPE) + Post → Pre-LN.</w:t>
+            </w:r>
+          </w:p>
+        </w:tc>
+      </w:tr>
+      <w:tr>
+        <w:tc>
+          <w:tcPr>
+            <w:tcW w:type="dxa" w:w="4824"/>
+          </w:tcPr>
+          <w:p>
+            <w:r>
+              <w:rPr>
+                <w:b/>
+                <w:color w:val="CB2231"/>
+              </w:rPr>
+              <w:t>●5</w:t>
+            </w:r>
+          </w:p>
+        </w:tc>
+        <w:tc>
+          <w:tcPr>
+            <w:tcW w:type="dxa" w:w="4824"/>
+          </w:tcPr>
+          <w:p>
+            <w:r>
+              <w:t>(continuation)</w:t>
+            </w:r>
+          </w:p>
+        </w:tc>
+      </w:tr>
+      <w:tr>
+        <w:tc>
+          <w:tcPr>
+            <w:tcW w:type="dxa" w:w="4824"/>
+          </w:tcPr>
+          <w:p>
+            <w:r>
+              <w:rPr>
+                <w:b/>
+                <w:color w:val="883DAE"/>
+              </w:rPr>
+              <w:t>●6</w:t>
+            </w:r>
+          </w:p>
+        </w:tc>
+        <w:tc>
+          <w:tcPr>
+            <w:tcW w:type="dxa" w:w="4824"/>
+          </w:tcPr>
+          <w:p>
+            <w:r>
+              <w:t>Phase 2: attention MHA → GQA (n_kv=2).</w:t>
+            </w:r>
+          </w:p>
+        </w:tc>
+      </w:tr>
+      <w:tr>
+        <w:tc>
+          <w:tcPr>
+            <w:tcW w:type="dxa" w:w="4824"/>
+          </w:tcPr>
+          <w:p>
+            <w:r>
+              <w:rPr>
+                <w:b/>
+                <w:color w:val="6F42C1"/>
+              </w:rPr>
+              <w:t>●7</w:t>
+            </w:r>
+          </w:p>
+        </w:tc>
+        <w:tc>
+          <w:tcPr>
+            <w:tcW w:type="dxa" w:w="4824"/>
+          </w:tcPr>
+          <w:p>
+            <w:r>
+              <w:t>(continuation)</w:t>
+            </w:r>
+          </w:p>
+        </w:tc>
+      </w:tr>
+      <w:tr>
+        <w:tc>
+          <w:tcPr>
+            <w:tcW w:type="dxa" w:w="4824"/>
+          </w:tcPr>
+          <w:p>
+            <w:r>
+              <w:rPr>
+                <w:b/>
+                <w:color w:val="1865C5"/>
+              </w:rPr>
+              <w:t>●8</w:t>
+            </w:r>
+          </w:p>
+        </w:tc>
+        <w:tc>
+          <w:tcPr>
+            <w:tcW w:type="dxa" w:w="4824"/>
+          </w:tcPr>
+          <w:p>
+            <w:r>
+              <w:t>Phase 3: activation GELU → SwiGLU (biggest single jump).</w:t>
+            </w:r>
+          </w:p>
+        </w:tc>
+      </w:tr>
+      <w:tr>
+        <w:tc>
+          <w:tcPr>
+            <w:tcW w:type="dxa" w:w="4824"/>
+          </w:tcPr>
+          <w:p>
+            <w:r>
+              <w:rPr>
+                <w:b/>
+                <w:color w:val="22863A"/>
+              </w:rPr>
+              <w:t>●9</w:t>
+            </w:r>
+          </w:p>
+        </w:tc>
+        <w:tc>
+          <w:tcPr>
+            <w:tcW w:type="dxa" w:w="4824"/>
+          </w:tcPr>
+          <w:p>
+            <w:r>
+              <w:t>(continuation)</w:t>
+            </w:r>
+          </w:p>
+        </w:tc>
+      </w:tr>
+      <w:tr>
+        <w:tc>
+          <w:tcPr>
+            <w:tcW w:type="dxa" w:w="4824"/>
+          </w:tcPr>
+          <w:p>
+            <w:r>
+              <w:rPr>
+                <w:b/>
+                <w:color w:val="E36B09"/>
+              </w:rPr>
+              <w:t>●10</w:t>
+            </w:r>
+          </w:p>
+        </w:tc>
+        <w:tc>
+          <w:tcPr>
+            <w:tcW w:type="dxa" w:w="4824"/>
+          </w:tcPr>
+          <w:p>
+            <w:r>
+              <w:t>Phase 4: norm LayerNorm → RMSNorm and remove biases = Llama-3 architecture.</w:t>
+            </w:r>
+          </w:p>
+        </w:tc>
+      </w:tr>
+      <w:tr>
+        <w:tc>
+          <w:tcPr>
+            <w:tcW w:type="dxa" w:w="4824"/>
+          </w:tcPr>
+          <w:p>
+            <w:r>
+              <w:rPr>
+                <w:b/>
+                <w:color w:val="CB2231"/>
+              </w:rPr>
+              <w:t>●11</w:t>
+            </w:r>
+          </w:p>
+        </w:tc>
+        <w:tc>
+          <w:tcPr>
+            <w:tcW w:type="dxa" w:w="4824"/>
+          </w:tcPr>
+          <w:p>
+            <w:r>
+              <w:t>(continuation)</w:t>
+            </w:r>
+          </w:p>
+        </w:tc>
+      </w:tr>
+      <w:tr>
+        <w:tc>
+          <w:tcPr>
+            <w:tcW w:type="dxa" w:w="4824"/>
+          </w:tcPr>
+          <w:p>
+            <w:r>
+              <w:rPr>
+                <w:b/>
+                <w:color w:val="883DAE"/>
+              </w:rPr>
+              <w:t>●12</w:t>
+            </w:r>
+          </w:p>
+        </w:tc>
+        <w:tc>
+          <w:tcPr>
+            <w:tcW w:type="dxa" w:w="4824"/>
+          </w:tcPr>
+          <w:p>
+            <w:r>
+              <w:t>Close dict.</w:t>
+            </w:r>
+          </w:p>
+        </w:tc>
+      </w:tr>
+      <w:tr>
+        <w:tc>
+          <w:tcPr>
+            <w:tcW w:type="dxa" w:w="4824"/>
+          </w:tcPr>
+          <w:p>
+            <w:r>
+              <w:rPr>
+                <w:b/>
+                <w:color w:val="6F42C1"/>
+              </w:rPr>
+              <w:t>●13</w:t>
+            </w:r>
+          </w:p>
+        </w:tc>
+        <w:tc>
+          <w:tcPr>
+            <w:tcW w:type="dxa" w:w="4824"/>
+          </w:tcPr>
+          <w:p>
+            <w:r>
+              <w:t>(blank)</w:t>
+            </w:r>
+          </w:p>
+        </w:tc>
+      </w:tr>
+      <w:tr>
+        <w:tc>
+          <w:tcPr>
+            <w:tcW w:type="dxa" w:w="4824"/>
+          </w:tcPr>
+          <w:p>
+            <w:r>
+              <w:rPr>
+                <w:b/>
+                <w:color w:val="1865C5"/>
+              </w:rPr>
+              <w:t>●14</w:t>
+            </w:r>
+          </w:p>
+        </w:tc>
+        <w:tc>
+          <w:tcPr>
+            <w:tcW w:type="dxa" w:w="4824"/>
+          </w:tcPr>
+          <w:p>
+            <w:r>
+              <w:t>Builder — instantiate a model from any phase config.</w:t>
+            </w:r>
+          </w:p>
+        </w:tc>
+      </w:tr>
+      <w:tr>
+        <w:tc>
+          <w:tcPr>
+            <w:tcW w:type="dxa" w:w="4824"/>
+          </w:tcPr>
+          <w:p>
+            <w:r>
+              <w:rPr>
+                <w:b/>
+                <w:color w:val="22863A"/>
+              </w:rPr>
+              <w:t>●15</w:t>
+            </w:r>
+          </w:p>
+        </w:tc>
+        <w:tc>
+          <w:tcPr>
+            <w:tcW w:type="dxa" w:w="4824"/>
+          </w:tcPr>
+          <w:p>
+            <w:r>
+              <w:t>Pick (n_heads, n_kv_heads) tuple by attn name.</w:t>
+            </w:r>
+          </w:p>
+        </w:tc>
+      </w:tr>
+      <w:tr>
+        <w:tc>
+          <w:tcPr>
+            <w:tcW w:type="dxa" w:w="4824"/>
+          </w:tcPr>
+          <w:p>
+            <w:r>
+              <w:rPr>
+                <w:b/>
+                <w:color w:val="E36B09"/>
+              </w:rPr>
+              <w:t>●16</w:t>
+            </w:r>
+          </w:p>
+        </w:tc>
+        <w:tc>
+          <w:tcPr>
+            <w:tcW w:type="dxa" w:w="4824"/>
+          </w:tcPr>
+          <w:p>
+            <w:r>
+              <w:t>Pick LayerNorm vs RMSNorm class.</w:t>
+            </w:r>
+          </w:p>
+        </w:tc>
+      </w:tr>
+      <w:tr>
+        <w:tc>
+          <w:tcPr>
+            <w:tcW w:type="dxa" w:w="4824"/>
+          </w:tcPr>
+          <w:p>
+            <w:r>
+              <w:rPr>
+                <w:b/>
+                <w:color w:val="CB2231"/>
+              </w:rPr>
+              <w:t>●17</w:t>
+            </w:r>
+          </w:p>
+        </w:tc>
+        <w:tc>
+          <w:tcPr>
+            <w:tcW w:type="dxa" w:w="4824"/>
+          </w:tcPr>
+          <w:p>
+            <w:r>
+              <w:t>Pick GeluFFN vs SwiGLUFFN class.</w:t>
+            </w:r>
+          </w:p>
+        </w:tc>
+      </w:tr>
+      <w:tr>
+        <w:tc>
+          <w:tcPr>
+            <w:tcW w:type="dxa" w:w="4824"/>
+          </w:tcPr>
+          <w:p>
+            <w:r>
+              <w:rPr>
+                <w:b/>
+                <w:color w:val="883DAE"/>
+              </w:rPr>
+              <w:t>●18</w:t>
+            </w:r>
+          </w:p>
+        </w:tc>
+        <w:tc>
+          <w:tcPr>
+            <w:tcW w:type="dxa" w:w="4824"/>
+          </w:tcPr>
+          <w:p>
+            <w:r>
+              <w:t>(stitch into a full model — wiring omitted).</w:t>
+            </w:r>
+          </w:p>
+        </w:tc>
+      </w:tr>
+      <w:tr>
+        <w:tc>
+          <w:tcPr>
+            <w:tcW w:type="dxa" w:w="4824"/>
+          </w:tcPr>
+          <w:p>
+            <w:r>
+              <w:rPr>
+                <w:b/>
+                <w:color w:val="6F42C1"/>
+              </w:rPr>
+              <w:t>●19</w:t>
+            </w:r>
+          </w:p>
+        </w:tc>
+        <w:tc>
+          <w:tcPr>
+            <w:tcW w:type="dxa" w:w="4824"/>
+          </w:tcPr>
+          <w:p>
+            <w:r>
+              <w:t>(blank)</w:t>
+            </w:r>
+          </w:p>
+        </w:tc>
+      </w:tr>
+      <w:tr>
+        <w:tc>
+          <w:tcPr>
+            <w:tcW w:type="dxa" w:w="4824"/>
+          </w:tcPr>
+          <w:p>
+            <w:r>
+              <w:rPr>
+                <w:b/>
+                <w:color w:val="1865C5"/>
+              </w:rPr>
+              <w:t>●20</w:t>
+            </w:r>
+          </w:p>
+        </w:tc>
+        <w:tc>
+          <w:tcPr>
+            <w:tcW w:type="dxa" w:w="4824"/>
+          </w:tcPr>
+          <w:p>
+            <w:r>
+              <w:t>Run each phase config to see the progression.</w:t>
+            </w:r>
+          </w:p>
+        </w:tc>
+      </w:tr>
+      <w:tr>
+        <w:tc>
+          <w:tcPr>
+            <w:tcW w:type="dxa" w:w="4824"/>
+          </w:tcPr>
+          <w:p>
+            <w:r>
+              <w:rPr>
+                <w:b/>
+                <w:color w:val="22863A"/>
+              </w:rPr>
+              <w:t>●21</w:t>
+            </w:r>
+          </w:p>
+        </w:tc>
+        <w:tc>
+          <w:tcPr>
+            <w:tcW w:type="dxa" w:w="4824"/>
+          </w:tcPr>
+          <w:p>
+            <w:r>
+              <w:t>Print each.</w:t>
+            </w:r>
+          </w:p>
+        </w:tc>
+      </w:tr>
+    </w:tbl>
+    <w:p/>
     <w:p>
       <w:pPr>
         <w:spacing w:before="160" w:after="80"/>
